--- a/Text/Euoniticellus_fulvus_text.docx
+++ b/Text/Euoniticellus_fulvus_text.docx
@@ -107,7 +107,7 @@
         <w:pStyle w:val="Date"/>
       </w:pPr>
       <w:r>
-        <w:t xml:space="preserve">23.</w:t>
+        <w:t xml:space="preserve">26.</w:t>
       </w:r>
       <w:r>
         <w:t xml:space="preserve"> </w:t>
@@ -224,7 +224,7 @@
       </w:r>
     </w:p>
     <w:bookmarkEnd w:id="21"/>
-    <w:bookmarkStart w:id="24" w:name="text"/>
+    <w:bookmarkStart w:id="25" w:name="text"/>
     <w:p>
       <w:pPr>
         <w:pStyle w:val="Heading1"/>
@@ -383,13 +383,22 @@
         <w:footnoteReference w:id="22"/>
       </w:r>
       <w:r>
-        <w:t xml:space="preserve"> Na přelomu století byl známý výskyt pouze na jižní Moravě. Množství publikací v posledním desetiletí však dokládá pokračující expanzi druhu.</w:t>
+        <w:t xml:space="preserve"> Na přelomu století byl známý výskyt pouze na jižní Moravě. Množství publikací však zejména v posledním desetiletí dokládá expanzi druhu.</w:t>
       </w:r>
       <w:r>
         <w:rPr>
           <w:rStyle w:val="FootnoteReference"/>
         </w:rPr>
         <w:footnoteReference w:id="23"/>
+      </w:r>
+      <w:r>
+        <w:t xml:space="preserve"> Z území západních Čech byly publikovány historické údaje z Františkových Lázní, Stříbra a Horažďovic.</w:t>
+      </w:r>
+      <w:r>
+        <w:rPr>
+          <w:rStyle w:val="FootnoteReference"/>
+        </w:rPr>
+        <w:footnoteReference w:id="24"/>
       </w:r>
       <w:r>
         <w:t xml:space="preserve"> Výše uvedený nález je prvním publikovaným dokladem na území Plzeňského a Karlovarského kraje po 56 letech.</w:t>
@@ -402,8 +411,8 @@
         </w:pict>
       </w:r>
     </w:p>
-    <w:bookmarkEnd w:id="24"/>
-    <w:bookmarkStart w:id="25" w:name="poděkování"/>
+    <w:bookmarkEnd w:id="25"/>
+    <w:bookmarkStart w:id="26" w:name="poděkování"/>
     <w:p>
       <w:pPr>
         <w:pStyle w:val="Heading1"/>
@@ -427,8 +436,8 @@
         </w:pict>
       </w:r>
     </w:p>
-    <w:bookmarkEnd w:id="25"/>
-    <w:bookmarkStart w:id="29" w:name="literatura"/>
+    <w:bookmarkEnd w:id="26"/>
+    <w:bookmarkStart w:id="30" w:name="literatura"/>
     <w:p>
       <w:pPr>
         <w:pStyle w:val="Heading1"/>
@@ -437,8 +446,8 @@
         <w:t xml:space="preserve">Literatura</w:t>
       </w:r>
     </w:p>
-    <w:bookmarkStart w:id="28" w:name="refs"/>
-    <w:bookmarkStart w:id="26" w:name="ref-hejda2017"/>
+    <w:bookmarkStart w:id="29" w:name="refs"/>
+    <w:bookmarkStart w:id="27" w:name="ref-hejda2017"/>
     <w:p>
       <w:pPr>
         <w:pStyle w:val="Bibliography"/>
@@ -447,8 +456,8 @@
         <w:t xml:space="preserve">R. HEJDA, J. FARKAČ, &amp; K. CHOBOT 2017Červený seznam ohrožených druhů České Republiky: Bezobratlí: Red List of Threatened Species of Czech Republic: Invertebrates.Příroda.1–611, 1–611 pp.</w:t>
       </w:r>
     </w:p>
-    <w:bookmarkEnd w:id="26"/>
-    <w:bookmarkStart w:id="27" w:name="ref-mertlik2020"/>
+    <w:bookmarkEnd w:id="27"/>
+    <w:bookmarkStart w:id="28" w:name="ref-mertlik2020"/>
     <w:p>
       <w:pPr>
         <w:pStyle w:val="Bibliography"/>
@@ -529,9 +538,9 @@
         <w:t xml:space="preserve">ch.[Results of the faunistic research of Geotrupidae, Scarabaeidae and Trogidae (Coleoptera) in eastern Bohemia (Czechia)].Elateridarium.14, 15–147, 15–147 pp.</w:t>
       </w:r>
     </w:p>
-    <w:bookmarkEnd w:id="27"/>
     <w:bookmarkEnd w:id="28"/>
     <w:bookmarkEnd w:id="29"/>
+    <w:bookmarkEnd w:id="30"/>
     <w:sectPr/>
   </w:body>
 </w:document>
@@ -592,6 +601,35 @@
       </w:r>
       <w:r>
         <w:t xml:space="preserve">(MERTLIK, 2020)</w:t>
+      </w:r>
+    </w:p>
+  </w:footnote>
+  <w:footnote w:id="24">
+    <w:p>
+      <w:pPr>
+        <w:pStyle w:val="FootnoteText"/>
+      </w:pPr>
+      <w:r>
+        <w:rPr>
+          <w:rStyle w:val="FootnoteReference"/>
+        </w:rPr>
+        <w:footnoteRef/>
+      </w:r>
+      <w:r>
+        <w:t xml:space="preserve"> </w:t>
+      </w:r>
+      <w:r>
+        <w:t xml:space="preserve">(</w:t>
+      </w:r>
+      <w:r>
+        <w:rPr>
+          <w:b/>
+          <w:bCs/>
+        </w:rPr>
+        <w:t xml:space="preserve">jureba2008?</w:t>
+      </w:r>
+      <w:r>
+        <w:t xml:space="preserve">)</w:t>
       </w:r>
     </w:p>
   </w:footnote>

--- a/Text/Euoniticellus_fulvus_text.docx
+++ b/Text/Euoniticellus_fulvus_text.docx
@@ -107,7 +107,7 @@
         <w:pStyle w:val="Date"/>
       </w:pPr>
       <w:r>
-        <w:t xml:space="preserve">26.</w:t>
+        <w:t xml:space="preserve">27.</w:t>
       </w:r>
       <w:r>
         <w:t xml:space="preserve"> </w:t>
@@ -224,7 +224,7 @@
       </w:r>
     </w:p>
     <w:bookmarkEnd w:id="21"/>
-    <w:bookmarkStart w:id="25" w:name="text"/>
+    <w:bookmarkStart w:id="22" w:name="text"/>
     <w:p>
       <w:pPr>
         <w:pStyle w:val="Heading1"/>
@@ -374,34 +374,34 @@
         <w:pStyle w:val="BodyText"/>
       </w:pPr>
       <w:r>
-        <w:t xml:space="preserve">V Česku je vázán na teplé otevřené pastviny a okolí stájí, kde se vyvíjí v trusu velkých savců, převážně koní a skotu. V posledním Červeném seznamu hodnocen jako zranitelný.</w:t>
-      </w:r>
-      <w:r>
-        <w:rPr>
-          <w:rStyle w:val="FootnoteReference"/>
-        </w:rPr>
-        <w:footnoteReference w:id="22"/>
-      </w:r>
-      <w:r>
-        <w:t xml:space="preserve"> Na přelomu století byl známý výskyt pouze na jižní Moravě. Množství publikací však zejména v posledním desetiletí dokládá expanzi druhu.</w:t>
-      </w:r>
-      <w:r>
-        <w:rPr>
-          <w:rStyle w:val="FootnoteReference"/>
-        </w:rPr>
-        <w:footnoteReference w:id="23"/>
-      </w:r>
-      <w:r>
-        <w:t xml:space="preserve"> Z území západních Čech byly publikovány historické údaje z Františkových Lázní, Stříbra a Horažďovic.</w:t>
-      </w:r>
-      <w:r>
-        <w:rPr>
-          <w:rStyle w:val="FootnoteReference"/>
-        </w:rPr>
-        <w:footnoteReference w:id="24"/>
-      </w:r>
-      <w:r>
-        <w:t xml:space="preserve"> Výše uvedený nález je prvním publikovaným dokladem na území Plzeňského a Karlovarského kraje po 56 letech.</w:t>
+        <w:t xml:space="preserve">V Česku je vázán na teplé otevřené pastviny a okolí stájí, kde se vyvíjí v trusu velkých savců, převážně koní a skotu. V posledním Červeném seznamu hodnocen jako zranitelný</w:t>
+      </w:r>
+      <w:r>
+        <w:t xml:space="preserve"> </w:t>
+      </w:r>
+      <w:r>
+        <w:t xml:space="preserve">(HEJDA, R. et al., 2017)</w:t>
+      </w:r>
+      <w:r>
+        <w:t xml:space="preserve">. Na přelomu století byl známý výskyt pouze na jižní Moravě. Množství publikací však zejména v posledním desetiletí dokládá expanzi druhu</w:t>
+      </w:r>
+      <w:r>
+        <w:t xml:space="preserve"> </w:t>
+      </w:r>
+      <w:r>
+        <w:t xml:space="preserve">(MERTLIK, J., 2020)</w:t>
+      </w:r>
+      <w:r>
+        <w:t xml:space="preserve">. Z území západních Čech byly publikovány historické údaje z Františkových Lázní, Stříbra a Horažďovic</w:t>
+      </w:r>
+      <w:r>
+        <w:t xml:space="preserve"> </w:t>
+      </w:r>
+      <w:r>
+        <w:t xml:space="preserve">(JUŘENA, D. et al., 2008)</w:t>
+      </w:r>
+      <w:r>
+        <w:t xml:space="preserve">. Výše uvedený nález je prvním publikovaným dokladem na území Plzeňského a Karlovarského kraje po 56 letech.</w:t>
       </w:r>
     </w:p>
     <w:p>
@@ -411,8 +411,8 @@
         </w:pict>
       </w:r>
     </w:p>
-    <w:bookmarkEnd w:id="25"/>
-    <w:bookmarkStart w:id="26" w:name="poděkování"/>
+    <w:bookmarkEnd w:id="22"/>
+    <w:bookmarkStart w:id="23" w:name="poděkování"/>
     <w:p>
       <w:pPr>
         <w:pStyle w:val="Heading1"/>
@@ -436,111 +436,229 @@
         </w:pict>
       </w:r>
     </w:p>
+    <w:bookmarkEnd w:id="23"/>
+    <w:bookmarkStart w:id="28" w:name="literatura"/>
+    <w:p>
+      <w:pPr>
+        <w:pStyle w:val="Heading1"/>
+      </w:pPr>
+      <w:r>
+        <w:t xml:space="preserve">Literatura</w:t>
+      </w:r>
+    </w:p>
+    <w:bookmarkStart w:id="27" w:name="refs"/>
+    <w:bookmarkStart w:id="24" w:name="ref-hejda2017"/>
+    <w:p>
+      <w:pPr>
+        <w:pStyle w:val="Bibliography"/>
+      </w:pPr>
+      <w:r>
+        <w:t xml:space="preserve">HEJDA, R., J. FARKAČ, &amp; K. CHOBOT. (2017). Červený seznam ohrožených druhů České Republiky: Bezobratlí: Red List of Threatened Species of Czech Republic: Invertebrates.</w:t>
+      </w:r>
+      <w:r>
+        <w:t xml:space="preserve"> </w:t>
+      </w:r>
+      <w:r>
+        <w:rPr>
+          <w:i/>
+          <w:iCs/>
+        </w:rPr>
+        <w:t xml:space="preserve">Příroda</w:t>
+      </w:r>
+      <w:r>
+        <w:t xml:space="preserve"> 1–611</w:t>
+      </w:r>
+    </w:p>
+    <w:bookmarkEnd w:id="24"/>
+    <w:bookmarkStart w:id="25" w:name="ref-jurena2008"/>
+    <w:p>
+      <w:pPr>
+        <w:pStyle w:val="Bibliography"/>
+      </w:pPr>
+      <w:r>
+        <w:t xml:space="preserve">JUŘENA, D., V. TỲR, &amp; A. BEZDĚK. (2008). P</w:t>
+      </w:r>
+      <w:r>
+        <w:t xml:space="preserve">ř</w:t>
+      </w:r>
+      <w:r>
+        <w:t xml:space="preserve">ı́</w:t>
+      </w:r>
+      <w:r>
+        <w:t xml:space="preserve">sp</w:t>
+      </w:r>
+      <w:r>
+        <w:t xml:space="preserve">ě</w:t>
+      </w:r>
+      <w:r>
+        <w:t xml:space="preserve">vek k faunistick</w:t>
+      </w:r>
+      <w:r>
+        <w:t xml:space="preserve">é</w:t>
+      </w:r>
+      <w:r>
+        <w:t xml:space="preserve">mu v</w:t>
+      </w:r>
+      <w:r>
+        <w:t xml:space="preserve">ỳ</w:t>
+      </w:r>
+      <w:r>
+        <w:t xml:space="preserve">zkumu listoroh</w:t>
+      </w:r>
+      <w:r>
+        <w:t xml:space="preserve">ỳ</w:t>
+      </w:r>
+      <w:r>
+        <w:t xml:space="preserve">ch brouk</w:t>
+      </w:r>
+      <w:r>
+        <w:t xml:space="preserve"> </w:t>
+      </w:r>
+      <w:r>
+        <w:t xml:space="preserve">(Coleoptera: Scarabaeoidea) na</w:t>
+      </w:r>
+      <w:r>
+        <w:t xml:space="preserve"> </w:t>
+      </w:r>
+      <w:r>
+        <w:t xml:space="preserve">ú</w:t>
+      </w:r>
+      <w:r>
+        <w:t xml:space="preserve">zem</w:t>
+      </w:r>
+      <w:r>
+        <w:t xml:space="preserve">ı́</w:t>
+      </w:r>
+      <w:r>
+        <w:t xml:space="preserve"> </w:t>
+      </w:r>
+      <w:r>
+        <w:t xml:space="preserve">Č</w:t>
+      </w:r>
+      <w:r>
+        <w:t xml:space="preserve">esk</w:t>
+      </w:r>
+      <w:r>
+        <w:t xml:space="preserve">é</w:t>
+      </w:r>
+      <w:r>
+        <w:t xml:space="preserve"> </w:t>
+      </w:r>
+      <w:r>
+        <w:t xml:space="preserve">republiky a Slovenska [Contribution to the faunistic research on Scarabaeoidea (Coleoptera) in the Czech Republic and Slovakia].</w:t>
+      </w:r>
+      <w:r>
+        <w:t xml:space="preserve"> </w:t>
+      </w:r>
+      <w:r>
+        <w:rPr>
+          <w:i/>
+          <w:iCs/>
+        </w:rPr>
+        <w:t xml:space="preserve">Klapalekiana</w:t>
+      </w:r>
+      <w:r>
+        <w:t xml:space="preserve"> 44, 17–176</w:t>
+      </w:r>
+    </w:p>
+    <w:bookmarkEnd w:id="25"/>
+    <w:bookmarkStart w:id="26" w:name="ref-mertlik2020"/>
+    <w:p>
+      <w:pPr>
+        <w:pStyle w:val="Bibliography"/>
+      </w:pPr>
+      <w:r>
+        <w:t xml:space="preserve">MERTLIK, J. (2020). V</w:t>
+      </w:r>
+      <w:r>
+        <w:t xml:space="preserve">ỳ</w:t>
+      </w:r>
+      <w:r>
+        <w:t xml:space="preserve">sledky faunistick</w:t>
+      </w:r>
+      <w:r>
+        <w:t xml:space="preserve">é</w:t>
+      </w:r>
+      <w:r>
+        <w:t xml:space="preserve">ho mapov</w:t>
+      </w:r>
+      <w:r>
+        <w:t xml:space="preserve">á</w:t>
+      </w:r>
+      <w:r>
+        <w:t xml:space="preserve">n</w:t>
+      </w:r>
+      <w:r>
+        <w:t xml:space="preserve">ı́</w:t>
+      </w:r>
+      <w:r>
+        <w:t xml:space="preserve"> </w:t>
+      </w:r>
+      <w:r>
+        <w:t xml:space="preserve">druh</w:t>
+      </w:r>
+      <w:r>
+        <w:t xml:space="preserve"> </w:t>
+      </w:r>
+      <w:r>
+        <w:t xml:space="preserve">č</w:t>
+      </w:r>
+      <w:r>
+        <w:t xml:space="preserve">eled</w:t>
+      </w:r>
+      <w:r>
+        <w:t xml:space="preserve">ı́</w:t>
+      </w:r>
+      <w:r>
+        <w:t xml:space="preserve"> </w:t>
+      </w:r>
+      <w:r>
+        <w:t xml:space="preserve">Geotrupidae, Scarabaeidae a Trogidae (Coleoptera) ve v</w:t>
+      </w:r>
+      <w:r>
+        <w:t xml:space="preserve">ỳ</w:t>
+      </w:r>
+      <w:r>
+        <w:t xml:space="preserve">chodn</w:t>
+      </w:r>
+      <w:r>
+        <w:t xml:space="preserve">ı́</w:t>
+      </w:r>
+      <w:r>
+        <w:t xml:space="preserve">ch</w:t>
+      </w:r>
+      <w:r>
+        <w:t xml:space="preserve"> </w:t>
+      </w:r>
+      <w:r>
+        <w:t xml:space="preserve">Č</w:t>
+      </w:r>
+      <w:r>
+        <w:t xml:space="preserve">ech</w:t>
+      </w:r>
+      <w:r>
+        <w:t xml:space="preserve">á</w:t>
+      </w:r>
+      <w:r>
+        <w:t xml:space="preserve">ch.[Results of the faunistic research of Geotrupidae, Scarabaeidae and Trogidae (Coleoptera) in eastern Bohemia (Czechia)].</w:t>
+      </w:r>
+      <w:r>
+        <w:t xml:space="preserve"> </w:t>
+      </w:r>
+      <w:r>
+        <w:rPr>
+          <w:i/>
+          <w:iCs/>
+        </w:rPr>
+        <w:t xml:space="preserve">Elateridarium</w:t>
+      </w:r>
+      <w:r>
+        <w:t xml:space="preserve"> 14, 15–147</w:t>
+      </w:r>
+    </w:p>
     <w:bookmarkEnd w:id="26"/>
-    <w:bookmarkStart w:id="30" w:name="literatura"/>
-    <w:p>
-      <w:pPr>
-        <w:pStyle w:val="Heading1"/>
-      </w:pPr>
-      <w:r>
-        <w:t xml:space="preserve">Literatura</w:t>
-      </w:r>
-    </w:p>
-    <w:bookmarkStart w:id="29" w:name="refs"/>
-    <w:bookmarkStart w:id="27" w:name="ref-hejda2017"/>
-    <w:p>
-      <w:pPr>
-        <w:pStyle w:val="Bibliography"/>
-      </w:pPr>
-      <w:r>
-        <w:t xml:space="preserve">R. HEJDA, J. FARKAČ, &amp; K. CHOBOT 2017Červený seznam ohrožených druhů České Republiky: Bezobratlí: Red List of Threatened Species of Czech Republic: Invertebrates.Příroda.1–611, 1–611 pp.</w:t>
-      </w:r>
-    </w:p>
     <w:bookmarkEnd w:id="27"/>
-    <w:bookmarkStart w:id="28" w:name="ref-mertlik2020"/>
-    <w:p>
-      <w:pPr>
-        <w:pStyle w:val="Bibliography"/>
-      </w:pPr>
-      <w:r>
-        <w:t xml:space="preserve">J. MERTLIK 2020V</w:t>
-      </w:r>
-      <w:r>
-        <w:t xml:space="preserve">ỳ</w:t>
-      </w:r>
-      <w:r>
-        <w:t xml:space="preserve">sledky faunistick</w:t>
-      </w:r>
-      <w:r>
-        <w:t xml:space="preserve">é</w:t>
-      </w:r>
-      <w:r>
-        <w:t xml:space="preserve">ho mapov</w:t>
-      </w:r>
-      <w:r>
-        <w:t xml:space="preserve">á</w:t>
-      </w:r>
-      <w:r>
-        <w:t xml:space="preserve">n</w:t>
-      </w:r>
-      <w:r>
-        <w:t xml:space="preserve">ı́</w:t>
-      </w:r>
-      <w:r>
-        <w:t xml:space="preserve"> </w:t>
-      </w:r>
-      <w:r>
-        <w:t xml:space="preserve">druh</w:t>
-      </w:r>
-      <w:r>
-        <w:t xml:space="preserve"> </w:t>
-      </w:r>
-      <w:r>
-        <w:t xml:space="preserve">č</w:t>
-      </w:r>
-      <w:r>
-        <w:t xml:space="preserve">eled</w:t>
-      </w:r>
-      <w:r>
-        <w:t xml:space="preserve">ı́</w:t>
-      </w:r>
-      <w:r>
-        <w:t xml:space="preserve"> </w:t>
-      </w:r>
-      <w:r>
-        <w:t xml:space="preserve">Geotrupidae, Scarabaeidae a Trogidae (Coleoptera) ve v</w:t>
-      </w:r>
-      <w:r>
-        <w:t xml:space="preserve">ỳ</w:t>
-      </w:r>
-      <w:r>
-        <w:t xml:space="preserve">chodn</w:t>
-      </w:r>
-      <w:r>
-        <w:t xml:space="preserve">ı́</w:t>
-      </w:r>
-      <w:r>
-        <w:t xml:space="preserve">ch</w:t>
-      </w:r>
-      <w:r>
-        <w:t xml:space="preserve"> </w:t>
-      </w:r>
-      <w:r>
-        <w:t xml:space="preserve">Č</w:t>
-      </w:r>
-      <w:r>
-        <w:t xml:space="preserve">ech</w:t>
-      </w:r>
-      <w:r>
-        <w:t xml:space="preserve">á</w:t>
-      </w:r>
-      <w:r>
-        <w:t xml:space="preserve">ch.[Results of the faunistic research of Geotrupidae, Scarabaeidae and Trogidae (Coleoptera) in eastern Bohemia (Czechia)].Elateridarium.14, 15–147, 15–147 pp.</w:t>
-      </w:r>
-    </w:p>
     <w:bookmarkEnd w:id="28"/>
-    <w:bookmarkEnd w:id="29"/>
-    <w:bookmarkEnd w:id="30"/>
     <w:sectPr/>
   </w:body>
 </w:document>
@@ -563,73 +681,6 @@
     <w:p>
       <w:r>
         <w:separator/>
-      </w:r>
-    </w:p>
-  </w:footnote>
-  <w:footnote w:id="22">
-    <w:p>
-      <w:pPr>
-        <w:pStyle w:val="FootnoteText"/>
-      </w:pPr>
-      <w:r>
-        <w:rPr>
-          <w:rStyle w:val="FootnoteReference"/>
-        </w:rPr>
-        <w:footnoteRef/>
-      </w:r>
-      <w:r>
-        <w:t xml:space="preserve"> </w:t>
-      </w:r>
-      <w:r>
-        <w:t xml:space="preserve">(HEJDA et al., 2017)</w:t>
-      </w:r>
-    </w:p>
-  </w:footnote>
-  <w:footnote w:id="23">
-    <w:p>
-      <w:pPr>
-        <w:pStyle w:val="FootnoteText"/>
-      </w:pPr>
-      <w:r>
-        <w:rPr>
-          <w:rStyle w:val="FootnoteReference"/>
-        </w:rPr>
-        <w:footnoteRef/>
-      </w:r>
-      <w:r>
-        <w:t xml:space="preserve"> </w:t>
-      </w:r>
-      <w:r>
-        <w:t xml:space="preserve">(MERTLIK, 2020)</w:t>
-      </w:r>
-    </w:p>
-  </w:footnote>
-  <w:footnote w:id="24">
-    <w:p>
-      <w:pPr>
-        <w:pStyle w:val="FootnoteText"/>
-      </w:pPr>
-      <w:r>
-        <w:rPr>
-          <w:rStyle w:val="FootnoteReference"/>
-        </w:rPr>
-        <w:footnoteRef/>
-      </w:r>
-      <w:r>
-        <w:t xml:space="preserve"> </w:t>
-      </w:r>
-      <w:r>
-        <w:t xml:space="preserve">(</w:t>
-      </w:r>
-      <w:r>
-        <w:rPr>
-          <w:b/>
-          <w:bCs/>
-        </w:rPr>
-        <w:t xml:space="preserve">jureba2008?</w:t>
-      </w:r>
-      <w:r>
-        <w:t xml:space="preserve">)</w:t>
       </w:r>
     </w:p>
   </w:footnote>

--- a/Text/Euoniticellus_fulvus_text.docx
+++ b/Text/Euoniticellus_fulvus_text.docx
@@ -107,7 +107,7 @@
         <w:pStyle w:val="Date"/>
       </w:pPr>
       <w:r>
-        <w:t xml:space="preserve">27.</w:t>
+        <w:t xml:space="preserve">28.</w:t>
       </w:r>
       <w:r>
         <w:t xml:space="preserve"> </w:t>
@@ -301,6 +301,9 @@
         <w:pStyle w:val="BodyText"/>
       </w:pPr>
       <w:r>
+        <w:t xml:space="preserve">Skvrnař žlutý (</w:t>
+      </w:r>
+      <w:r>
         <w:rPr>
           <w:i/>
           <w:iCs/>
@@ -308,10 +311,7 @@
         <w:t xml:space="preserve">Euoniticellus fulvus</w:t>
       </w:r>
       <w:r>
-        <w:t xml:space="preserve"> </w:t>
-      </w:r>
-      <w:r>
-        <w:t xml:space="preserve">(Goeze, 1777) je drobný zástupce vrubounovitých brouků (Scarabaeidae) z podčeledi Scarabaeinae, tribu Oniticellini. Dospělci měří 8–11 mm, tělo je štíhlé, mírně klenuté, se světle žlutohnědými až plavými krovkami a tmavší hlavou a štítem. Na povrchu krovek je jemná, podélná rýhovitost, typická pro rod</w:t>
+        <w:t xml:space="preserve">) (Goeze, 1777) je drobný zástupce vrubounovitých brouků (Scarabaeidae) z podčeledi Scarabaeinae, tribu Oniticellini. Dospělci měří 8–11 mm, tělo je štíhlé, mírně klenuté, se světle žlutohnědými až plavými krovkami a tmavší hlavou a štítem. Na povrchu krovek je jemná, podélná rýhovitost, typická pro rod</w:t>
       </w:r>
       <w:r>
         <w:t xml:space="preserve"> </w:t>
@@ -383,22 +383,90 @@
         <w:t xml:space="preserve">(HEJDA, R. et al., 2017)</w:t>
       </w:r>
       <w:r>
-        <w:t xml:space="preserve">. Na přelomu století byl známý výskyt pouze na jižní Moravě. Množství publikací však zejména v posledním desetiletí dokládá expanzi druhu</w:t>
-      </w:r>
-      <w:r>
-        <w:t xml:space="preserve"> </w:t>
-      </w:r>
-      <w:r>
-        <w:t xml:space="preserve">(MERTLIK, J., 2020)</w:t>
-      </w:r>
-      <w:r>
-        <w:t xml:space="preserve">. Z území západních Čech byly publikovány historické údaje z Františkových Lázní, Stříbra a Horažďovic</w:t>
+        <w:t xml:space="preserve">. Na přelomu století byl známý výskyt pouze na jižní Moravě, v Čechách byl druh považován za vymizelý</w:t>
       </w:r>
       <w:r>
         <w:t xml:space="preserve"> </w:t>
       </w:r>
       <w:r>
         <w:t xml:space="preserve">(JUŘENA, D. et al., 2008)</w:t>
+      </w:r>
+      <w:r>
+        <w:t xml:space="preserve">. V posledních dvou desetiletích však podle všeho dochází k expanzi druhu.</w:t>
+      </w:r>
+      <w:r>
+        <w:t xml:space="preserve"> </w:t>
+      </w:r>
+      <w:r>
+        <w:rPr>
+          <w:i/>
+          <w:iCs/>
+        </w:rPr>
+        <w:t xml:space="preserve">E. fulvus</w:t>
+      </w:r>
+      <w:r>
+        <w:t xml:space="preserve"> </w:t>
+      </w:r>
+      <w:r>
+        <w:t xml:space="preserve">se rozšířil v nižších polohách východních Čech</w:t>
+      </w:r>
+      <w:r>
+        <w:t xml:space="preserve"> </w:t>
+      </w:r>
+      <w:r>
+        <w:t xml:space="preserve">(</w:t>
+      </w:r>
+      <w:r>
+        <w:rPr>
+          <w:b/>
+          <w:bCs/>
+        </w:rPr>
+        <w:t xml:space="preserve">mertlik2019?</w:t>
+      </w:r>
+      <w:r>
+        <w:t xml:space="preserve">)</w:t>
+      </w:r>
+      <w:r>
+        <w:t xml:space="preserve"> </w:t>
+      </w:r>
+      <w:r>
+        <w:t xml:space="preserve">a byl opět nalezen i na území Prahy</w:t>
+      </w:r>
+      <w:r>
+        <w:t xml:space="preserve"> </w:t>
+      </w:r>
+      <w:r>
+        <w:t xml:space="preserve">(SOMMER, D. et al., 2024)</w:t>
+      </w:r>
+      <w:r>
+        <w:t xml:space="preserve"> </w:t>
+      </w:r>
+      <w:r>
+        <w:t xml:space="preserve">a Českého krasu. Z území západních Čech byly publikovány historické údaje z Františkových Lázní, Stříbra a Horažďovic</w:t>
+      </w:r>
+      <w:r>
+        <w:t xml:space="preserve"> </w:t>
+      </w:r>
+      <w:r>
+        <w:t xml:space="preserve">(JUŘENA, D. et al., 2008)</w:t>
+      </w:r>
+      <w:r>
+        <w:t xml:space="preserve">. Recentně nebyl druh z Plzeňského ani Karlovarského kraje publikován</w:t>
+      </w:r>
+      <w:r>
+        <w:t xml:space="preserve"> </w:t>
+      </w:r>
+      <w:r>
+        <w:t xml:space="preserve">(TỲR, V., 2021)</w:t>
+      </w:r>
+      <w:r>
+        <w:t xml:space="preserve">. Stejně jako v případě Čech se ale druh v posledních letech šíří i v Německu</w:t>
+      </w:r>
+      <w:r>
+        <w:t xml:space="preserve"> </w:t>
+      </w:r>
+      <w:r>
+        <w:t xml:space="preserve">(INATURALIST CONTRIBUTORS, 2025)</w:t>
       </w:r>
       <w:r>
         <w:t xml:space="preserve">. Výše uvedený nález je prvním publikovaným dokladem na území Plzeňského a Karlovarského kraje po 56 letech.</w:t>
@@ -426,7 +494,7 @@
         <w:pStyle w:val="FirstParagraph"/>
       </w:pPr>
       <w:r>
-        <w:t xml:space="preserve">Děkuji K. Chobotovi (AOPK ČR, Praha) za revizi determinace ostatních druhů ve sběru a cenné připomínky k rukopisu práce.</w:t>
+        <w:t xml:space="preserve">Děkuji K. Chobotovi (AOPK ČR, Praha) za revizi determinace ostatních druhů ve sběru.</w:t>
       </w:r>
     </w:p>
     <w:p>
@@ -437,7 +505,7 @@
       </w:r>
     </w:p>
     <w:bookmarkEnd w:id="23"/>
-    <w:bookmarkStart w:id="28" w:name="literatura"/>
+    <w:bookmarkStart w:id="32" w:name="literatura"/>
     <w:p>
       <w:pPr>
         <w:pStyle w:val="Heading1"/>
@@ -446,7 +514,7 @@
         <w:t xml:space="preserve">Literatura</w:t>
       </w:r>
     </w:p>
-    <w:bookmarkStart w:id="27" w:name="refs"/>
+    <w:bookmarkStart w:id="31" w:name="refs"/>
     <w:bookmarkStart w:id="24" w:name="ref-hejda2017"/>
     <w:p>
       <w:pPr>
@@ -470,12 +538,33 @@
       </w:r>
     </w:p>
     <w:bookmarkEnd w:id="24"/>
-    <w:bookmarkStart w:id="25" w:name="ref-jurena2008"/>
+    <w:bookmarkStart w:id="26" w:name="ref-iNaturalist2025"/>
     <w:p>
       <w:pPr>
         <w:pStyle w:val="Bibliography"/>
       </w:pPr>
       <w:r>
+        <w:t xml:space="preserve">INATURALIST CONTRIBUTORS. (2025). iNaturalist Research-grade Observations. Dostupné z:</w:t>
+      </w:r>
+      <w:r>
+        <w:t xml:space="preserve"> </w:t>
+      </w:r>
+      <w:hyperlink r:id="rId25">
+        <w:r>
+          <w:rPr>
+            <w:rStyle w:val="Hyperlink"/>
+          </w:rPr>
+          <w:t xml:space="preserve">https://www.gbif.org/occurrence/4908215492</w:t>
+        </w:r>
+      </w:hyperlink>
+    </w:p>
+    <w:bookmarkEnd w:id="26"/>
+    <w:bookmarkStart w:id="27" w:name="ref-jurena2008"/>
+    <w:p>
+      <w:pPr>
+        <w:pStyle w:val="Bibliography"/>
+      </w:pPr>
+      <w:r>
         <w:t xml:space="preserve">JUŘENA, D., V. TỲR, &amp; A. BEZDĚK. (2008). P</w:t>
       </w:r>
       <w:r>
@@ -561,8 +650,8 @@
         <w:t xml:space="preserve"> 44, 17–176</w:t>
       </w:r>
     </w:p>
-    <w:bookmarkEnd w:id="25"/>
-    <w:bookmarkStart w:id="26" w:name="ref-mertlik2020"/>
+    <w:bookmarkEnd w:id="27"/>
+    <w:bookmarkStart w:id="28" w:name="ref-mertlik2020"/>
     <w:p>
       <w:pPr>
         <w:pStyle w:val="Bibliography"/>
@@ -656,9 +745,244 @@
         <w:t xml:space="preserve"> 14, 15–147</w:t>
       </w:r>
     </w:p>
-    <w:bookmarkEnd w:id="26"/>
-    <w:bookmarkEnd w:id="27"/>
     <w:bookmarkEnd w:id="28"/>
+    <w:bookmarkStart w:id="29" w:name="ref-sommer2024"/>
+    <w:p>
+      <w:pPr>
+        <w:pStyle w:val="Bibliography"/>
+      </w:pPr>
+      <w:r>
+        <w:t xml:space="preserve">SOMMER, D., L. AMBROŽOVÁ, &amp; L. HRZOVÁ. (2024). Koprof</w:t>
+      </w:r>
+      <w:r>
+        <w:t xml:space="preserve">á</w:t>
+      </w:r>
+      <w:r>
+        <w:t xml:space="preserve">gn</w:t>
+      </w:r>
+      <w:r>
+        <w:t xml:space="preserve">ı́</w:t>
+      </w:r>
+      <w:r>
+        <w:t xml:space="preserve"> </w:t>
+      </w:r>
+      <w:r>
+        <w:t xml:space="preserve">brouci</w:t>
+      </w:r>
+      <w:r>
+        <w:t xml:space="preserve"> </w:t>
+      </w:r>
+      <w:r>
+        <w:t xml:space="preserve">č</w:t>
+      </w:r>
+      <w:r>
+        <w:t xml:space="preserve">eled</w:t>
+      </w:r>
+      <w:r>
+        <w:t xml:space="preserve">ı́</w:t>
+      </w:r>
+      <w:r>
+        <w:t xml:space="preserve"> </w:t>
+      </w:r>
+      <w:r>
+        <w:t xml:space="preserve">Geotrupidae a Scarabaeidae (Coleoptera) vybran</w:t>
+      </w:r>
+      <w:r>
+        <w:t xml:space="preserve">ỳ</w:t>
+      </w:r>
+      <w:r>
+        <w:t xml:space="preserve">ch pasen</w:t>
+      </w:r>
+      <w:r>
+        <w:t xml:space="preserve">ỳ</w:t>
+      </w:r>
+      <w:r>
+        <w:t xml:space="preserve">ch lokalit na</w:t>
+      </w:r>
+      <w:r>
+        <w:t xml:space="preserve"> </w:t>
+      </w:r>
+      <w:r>
+        <w:t xml:space="preserve">ú</w:t>
+      </w:r>
+      <w:r>
+        <w:t xml:space="preserve">zem</w:t>
+      </w:r>
+      <w:r>
+        <w:t xml:space="preserve">ı́</w:t>
+      </w:r>
+      <w:r>
+        <w:t xml:space="preserve"> </w:t>
+      </w:r>
+      <w:r>
+        <w:t xml:space="preserve">hlavn</w:t>
+      </w:r>
+      <w:r>
+        <w:t xml:space="preserve">ı́</w:t>
+      </w:r>
+      <w:r>
+        <w:t xml:space="preserve">ho m</w:t>
+      </w:r>
+      <w:r>
+        <w:t xml:space="preserve">ě</w:t>
+      </w:r>
+      <w:r>
+        <w:t xml:space="preserve">sta Prahy s historick</w:t>
+      </w:r>
+      <w:r>
+        <w:t xml:space="preserve">ỳ</w:t>
+      </w:r>
+      <w:r>
+        <w:t xml:space="preserve">m p</w:t>
+      </w:r>
+      <w:r>
+        <w:t xml:space="preserve">ř</w:t>
+      </w:r>
+      <w:r>
+        <w:t xml:space="preserve">ehledem Coprophagous Beetles of the families Geotrupidae and Scarabaeidae (Coleoptera) of selected grazed localities.</w:t>
+      </w:r>
+    </w:p>
+    <w:bookmarkEnd w:id="29"/>
+    <w:bookmarkStart w:id="30" w:name="ref-tyr2021soupis"/>
+    <w:p>
+      <w:pPr>
+        <w:pStyle w:val="Bibliography"/>
+      </w:pPr>
+      <w:r>
+        <w:t xml:space="preserve">TỲR, V. (2021). Soupis n</w:t>
+      </w:r>
+      <w:r>
+        <w:t xml:space="preserve">á</w:t>
+      </w:r>
+      <w:r>
+        <w:t xml:space="preserve">lez</w:t>
+      </w:r>
+      <w:r>
+        <w:t xml:space="preserve"> </w:t>
+      </w:r>
+      <w:r>
+        <w:t xml:space="preserve">vrubounovit</w:t>
+      </w:r>
+      <w:r>
+        <w:t xml:space="preserve">ỳ</w:t>
+      </w:r>
+      <w:r>
+        <w:t xml:space="preserve">ch brouk</w:t>
+      </w:r>
+      <w:r>
+        <w:t xml:space="preserve"> </w:t>
+      </w:r>
+      <w:r>
+        <w:t xml:space="preserve">(Coleoptera: Scarabaeoidea) ze z</w:t>
+      </w:r>
+      <w:r>
+        <w:t xml:space="preserve">á</w:t>
+      </w:r>
+      <w:r>
+        <w:t xml:space="preserve">padn</w:t>
+      </w:r>
+      <w:r>
+        <w:t xml:space="preserve">ı́</w:t>
+      </w:r>
+      <w:r>
+        <w:t xml:space="preserve">ch</w:t>
+      </w:r>
+      <w:r>
+        <w:t xml:space="preserve"> </w:t>
+      </w:r>
+      <w:r>
+        <w:t xml:space="preserve">Č</w:t>
+      </w:r>
+      <w:r>
+        <w:t xml:space="preserve">ech.</w:t>
+      </w:r>
+      <w:r>
+        <w:t xml:space="preserve"> </w:t>
+      </w:r>
+      <w:r>
+        <w:rPr>
+          <w:i/>
+          <w:iCs/>
+        </w:rPr>
+        <w:t xml:space="preserve">Inventory of lamellicorn beetles (Coleoptera: Scarabaeoidea) from western Bohemia). Z</w:t>
+      </w:r>
+      <w:r>
+        <w:rPr>
+          <w:i/>
+          <w:iCs/>
+        </w:rPr>
+        <w:t xml:space="preserve">á</w:t>
+      </w:r>
+      <w:r>
+        <w:rPr>
+          <w:i/>
+          <w:iCs/>
+        </w:rPr>
+        <w:t xml:space="preserve">pado</w:t>
+      </w:r>
+      <w:r>
+        <w:rPr>
+          <w:i/>
+          <w:iCs/>
+        </w:rPr>
+        <w:t xml:space="preserve">č</w:t>
+      </w:r>
+      <w:r>
+        <w:rPr>
+          <w:i/>
+          <w:iCs/>
+        </w:rPr>
+        <w:t xml:space="preserve">esk</w:t>
+      </w:r>
+      <w:r>
+        <w:rPr>
+          <w:i/>
+          <w:iCs/>
+        </w:rPr>
+        <w:t xml:space="preserve">é</w:t>
+      </w:r>
+      <w:r>
+        <w:rPr>
+          <w:i/>
+          <w:iCs/>
+        </w:rPr>
+        <w:t xml:space="preserve"> </w:t>
+      </w:r>
+      <w:r>
+        <w:rPr>
+          <w:i/>
+          <w:iCs/>
+        </w:rPr>
+        <w:t xml:space="preserve">entomologick</w:t>
+      </w:r>
+      <w:r>
+        <w:rPr>
+          <w:i/>
+          <w:iCs/>
+        </w:rPr>
+        <w:t xml:space="preserve">é</w:t>
+      </w:r>
+      <w:r>
+        <w:rPr>
+          <w:i/>
+          <w:iCs/>
+        </w:rPr>
+        <w:t xml:space="preserve"> </w:t>
+      </w:r>
+      <w:r>
+        <w:rPr>
+          <w:i/>
+          <w:iCs/>
+        </w:rPr>
+        <w:t xml:space="preserve">listy Supplementum</w:t>
+      </w:r>
+      <w:r>
+        <w:t xml:space="preserve"> 2, 1–85</w:t>
+      </w:r>
+    </w:p>
+    <w:bookmarkEnd w:id="30"/>
+    <w:bookmarkEnd w:id="31"/>
+    <w:bookmarkEnd w:id="32"/>
     <w:sectPr/>
   </w:body>
 </w:document>

--- a/Text/Euoniticellus_fulvus_text.docx
+++ b/Text/Euoniticellus_fulvus_text.docx
@@ -107,7 +107,7 @@
         <w:pStyle w:val="Date"/>
       </w:pPr>
       <w:r>
-        <w:t xml:space="preserve">28.</w:t>
+        <w:t xml:space="preserve">29.</w:t>
       </w:r>
       <w:r>
         <w:t xml:space="preserve"> </w:t>
@@ -380,7 +380,7 @@
         <w:t xml:space="preserve"> </w:t>
       </w:r>
       <w:r>
-        <w:t xml:space="preserve">(HEJDA, R. et al., 2017)</w:t>
+        <w:t xml:space="preserve">(R HEJDA et al. 2017)</w:t>
       </w:r>
       <w:r>
         <w:t xml:space="preserve">. Na přelomu století byl známý výskyt pouze na jižní Moravě, v Čechách byl druh považován za vymizelý</w:t>
@@ -389,7 +389,7 @@
         <w:t xml:space="preserve"> </w:t>
       </w:r>
       <w:r>
-        <w:t xml:space="preserve">(JUŘENA, D. et al., 2008)</w:t>
+        <w:t xml:space="preserve">(D JUŘENA et al. 2008)</w:t>
       </w:r>
       <w:r>
         <w:t xml:space="preserve">. V posledních dvou desetiletích však podle všeho dochází k expanzi druhu.</w:t>
@@ -414,17 +414,7 @@
         <w:t xml:space="preserve"> </w:t>
       </w:r>
       <w:r>
-        <w:t xml:space="preserve">(</w:t>
-      </w:r>
-      <w:r>
-        <w:rPr>
-          <w:b/>
-          <w:bCs/>
-        </w:rPr>
-        <w:t xml:space="preserve">mertlik2019?</w:t>
-      </w:r>
-      <w:r>
-        <w:t xml:space="preserve">)</w:t>
+        <w:t xml:space="preserve">(J MERTLIK 2019, 2020)</w:t>
       </w:r>
       <w:r>
         <w:t xml:space="preserve"> </w:t>
@@ -436,28 +426,28 @@
         <w:t xml:space="preserve"> </w:t>
       </w:r>
       <w:r>
-        <w:t xml:space="preserve">(SOMMER, D. et al., 2024)</w:t>
-      </w:r>
-      <w:r>
-        <w:t xml:space="preserve"> </w:t>
-      </w:r>
-      <w:r>
-        <w:t xml:space="preserve">a Českého krasu. Z území západních Čech byly publikovány historické údaje z Františkových Lázní, Stříbra a Horažďovic</w:t>
-      </w:r>
-      <w:r>
-        <w:t xml:space="preserve"> </w:t>
-      </w:r>
-      <w:r>
-        <w:t xml:space="preserve">(JUŘENA, D. et al., 2008)</w:t>
-      </w:r>
-      <w:r>
-        <w:t xml:space="preserve">. Recentně nebyl druh z Plzeňského ani Karlovarského kraje publikován</w:t>
-      </w:r>
-      <w:r>
-        <w:t xml:space="preserve"> </w:t>
-      </w:r>
-      <w:r>
-        <w:t xml:space="preserve">(TỲR, V., 2021)</w:t>
+        <w:t xml:space="preserve">(D SOMMER et al. 2024)</w:t>
+      </w:r>
+      <w:r>
+        <w:t xml:space="preserve"> </w:t>
+      </w:r>
+      <w:r>
+        <w:t xml:space="preserve">a Českého krasu. Historické údaje z území západních Čech byly publikovány z Františkových Lázní, Stříbra a Horažďovic</w:t>
+      </w:r>
+      <w:r>
+        <w:t xml:space="preserve"> </w:t>
+      </w:r>
+      <w:r>
+        <w:t xml:space="preserve">(D JUŘENA et al. 2008)</w:t>
+      </w:r>
+      <w:r>
+        <w:t xml:space="preserve">. Z Plzeňského ani Karlovarského kraje nebyl druh recentně publikován</w:t>
+      </w:r>
+      <w:r>
+        <w:t xml:space="preserve"> </w:t>
+      </w:r>
+      <w:r>
+        <w:t xml:space="preserve">(V TỲR 2021)</w:t>
       </w:r>
       <w:r>
         <w:t xml:space="preserve">. Stejně jako v případě Čech se ale druh v posledních letech šíří i v Německu</w:t>
@@ -466,7 +456,7 @@
         <w:t xml:space="preserve"> </w:t>
       </w:r>
       <w:r>
-        <w:t xml:space="preserve">(INATURALIST CONTRIBUTORS, 2025)</w:t>
+        <w:t xml:space="preserve">(INATURALIST CONTRIBUTORS 2025)</w:t>
       </w:r>
       <w:r>
         <w:t xml:space="preserve">. Výše uvedený nález je prvním publikovaným dokladem na území Plzeňského a Karlovarského kraje po 56 letech.</w:t>
@@ -505,7 +495,7 @@
       </w:r>
     </w:p>
     <w:bookmarkEnd w:id="23"/>
-    <w:bookmarkStart w:id="32" w:name="literatura"/>
+    <w:bookmarkStart w:id="33" w:name="literatura"/>
     <w:p>
       <w:pPr>
         <w:pStyle w:val="Heading1"/>
@@ -514,27 +504,14 @@
         <w:t xml:space="preserve">Literatura</w:t>
       </w:r>
     </w:p>
-    <w:bookmarkStart w:id="31" w:name="refs"/>
+    <w:bookmarkStart w:id="32" w:name="refs"/>
     <w:bookmarkStart w:id="24" w:name="ref-hejda2017"/>
     <w:p>
       <w:pPr>
         <w:pStyle w:val="Bibliography"/>
       </w:pPr>
       <w:r>
-        <w:t xml:space="preserve">HEJDA, R., J. FARKAČ, &amp; K. CHOBOT. (2017). Červený seznam ohrožených druhů České Republiky: Bezobratlí: Red List of Threatened Species of Czech Republic: Invertebrates.</w:t>
-      </w:r>
-      <w:r>
-        <w:t xml:space="preserve"> </w:t>
-      </w:r>
-      <w:r>
-        <w:rPr>
-          <w:i/>
-          <w:iCs/>
-        </w:rPr>
-        <w:t xml:space="preserve">Příroda</w:t>
-      </w:r>
-      <w:r>
-        <w:t xml:space="preserve"> 1–611</w:t>
+        <w:t xml:space="preserve">HEJDA R., FARKAČ J., &amp; CHOBOT K. 2017: Červený seznam ohrožených druhů České Republiky: Bezobratlí: Red List of Threatened Species of Czech Republic: Invertebrates. Příroda: 1–611.</w:t>
       </w:r>
     </w:p>
     <w:bookmarkEnd w:id="24"/>
@@ -544,7 +521,7 @@
         <w:pStyle w:val="Bibliography"/>
       </w:pPr>
       <w:r>
-        <w:t xml:space="preserve">INATURALIST CONTRIBUTORS. (2025). iNaturalist Research-grade Observations. Dostupné z:</w:t>
+        <w:t xml:space="preserve">INATURALIST CONTRIBUTORS 2025: iNaturalist Research-grade Observations. Dostupné z:</w:t>
       </w:r>
       <w:r>
         <w:t xml:space="preserve"> </w:t>
@@ -565,7 +542,7 @@
         <w:pStyle w:val="Bibliography"/>
       </w:pPr>
       <w:r>
-        <w:t xml:space="preserve">JUŘENA, D., V. TỲR, &amp; A. BEZDĚK. (2008). P</w:t>
+        <w:t xml:space="preserve">JUŘENA D., TỲR V., &amp; BEZDĚK A. 2008: P</w:t>
       </w:r>
       <w:r>
         <w:t xml:space="preserve">ř</w:t>
@@ -634,355 +611,214 @@
         <w:t xml:space="preserve"> </w:t>
       </w:r>
       <w:r>
-        <w:t xml:space="preserve">republiky a Slovenska [Contribution to the faunistic research on Scarabaeoidea (Coleoptera) in the Czech Republic and Slovakia].</w:t>
-      </w:r>
-      <w:r>
-        <w:t xml:space="preserve"> </w:t>
-      </w:r>
-      <w:r>
-        <w:rPr>
-          <w:i/>
-          <w:iCs/>
-        </w:rPr>
-        <w:t xml:space="preserve">Klapalekiana</w:t>
-      </w:r>
-      <w:r>
-        <w:t xml:space="preserve"> 44, 17–176</w:t>
+        <w:t xml:space="preserve">republiky a Slovenska [Contribution to the faunistic research on Scarabaeoidea (Coleoptera) in the Czech Republic and Slovakia]. Klapalekiana 44: 17–176.</w:t>
       </w:r>
     </w:p>
     <w:bookmarkEnd w:id="27"/>
-    <w:bookmarkStart w:id="28" w:name="ref-mertlik2020"/>
+    <w:bookmarkStart w:id="28" w:name="ref-mertlik2019"/>
     <w:p>
       <w:pPr>
         <w:pStyle w:val="Bibliography"/>
       </w:pPr>
       <w:r>
-        <w:t xml:space="preserve">MERTLIK, J. (2020). V</w:t>
+        <w:t xml:space="preserve">MERTLIK J. 2019: Expanzivní druhy čeledí Geotrupidae a Scarabaeidae (Coleoptera) na území východních Čech.[Expansive species of Geotrupidae and Scarabaeidae (Coleoptera) from eastern Bohemia]. Elateridarium 13: 35–48.</w:t>
+      </w:r>
+    </w:p>
+    <w:bookmarkEnd w:id="28"/>
+    <w:bookmarkStart w:id="29" w:name="ref-mertlik2020"/>
+    <w:p>
+      <w:pPr>
+        <w:pStyle w:val="Bibliography"/>
+      </w:pPr>
+      <w:r>
+        <w:t xml:space="preserve">MERTLIK J. 2020: Výsledky faunistického mapování druhů čeledí Geotrupidae, Scarabaeidae a Trogidae (Coleoptera) ve východních Čechách.[Results of the faunistic research of Geotrupidae, Scarabaeidae and Trogidae (Coleoptera) in eastern Bohemia (Czechia)]. Elateridarium 14: 15–147.</w:t>
+      </w:r>
+    </w:p>
+    <w:bookmarkEnd w:id="29"/>
+    <w:bookmarkStart w:id="30" w:name="ref-sommer2024"/>
+    <w:p>
+      <w:pPr>
+        <w:pStyle w:val="Bibliography"/>
+      </w:pPr>
+      <w:r>
+        <w:t xml:space="preserve">SOMMER D., AMBROŽOVÁ L., &amp; HRZOVÁ L. 2024: Koprof</w:t>
+      </w:r>
+      <w:r>
+        <w:t xml:space="preserve">á</w:t>
+      </w:r>
+      <w:r>
+        <w:t xml:space="preserve">gn</w:t>
+      </w:r>
+      <w:r>
+        <w:t xml:space="preserve">ı́</w:t>
+      </w:r>
+      <w:r>
+        <w:t xml:space="preserve"> </w:t>
+      </w:r>
+      <w:r>
+        <w:t xml:space="preserve">brouci</w:t>
+      </w:r>
+      <w:r>
+        <w:t xml:space="preserve"> </w:t>
+      </w:r>
+      <w:r>
+        <w:t xml:space="preserve">č</w:t>
+      </w:r>
+      <w:r>
+        <w:t xml:space="preserve">eled</w:t>
+      </w:r>
+      <w:r>
+        <w:t xml:space="preserve">ı́</w:t>
+      </w:r>
+      <w:r>
+        <w:t xml:space="preserve"> </w:t>
+      </w:r>
+      <w:r>
+        <w:t xml:space="preserve">Geotrupidae a Scarabaeidae (Coleoptera) vybran</w:t>
       </w:r>
       <w:r>
         <w:t xml:space="preserve">ỳ</w:t>
       </w:r>
       <w:r>
-        <w:t xml:space="preserve">sledky faunistick</w:t>
+        <w:t xml:space="preserve">ch pasen</w:t>
+      </w:r>
+      <w:r>
+        <w:t xml:space="preserve">ỳ</w:t>
+      </w:r>
+      <w:r>
+        <w:t xml:space="preserve">ch lokalit na</w:t>
+      </w:r>
+      <w:r>
+        <w:t xml:space="preserve"> </w:t>
+      </w:r>
+      <w:r>
+        <w:t xml:space="preserve">ú</w:t>
+      </w:r>
+      <w:r>
+        <w:t xml:space="preserve">zem</w:t>
+      </w:r>
+      <w:r>
+        <w:t xml:space="preserve">ı́</w:t>
+      </w:r>
+      <w:r>
+        <w:t xml:space="preserve"> </w:t>
+      </w:r>
+      <w:r>
+        <w:t xml:space="preserve">hlavn</w:t>
+      </w:r>
+      <w:r>
+        <w:t xml:space="preserve">ı́</w:t>
+      </w:r>
+      <w:r>
+        <w:t xml:space="preserve">ho m</w:t>
+      </w:r>
+      <w:r>
+        <w:t xml:space="preserve">ě</w:t>
+      </w:r>
+      <w:r>
+        <w:t xml:space="preserve">sta Prahy s historick</w:t>
+      </w:r>
+      <w:r>
+        <w:t xml:space="preserve">ỳ</w:t>
+      </w:r>
+      <w:r>
+        <w:t xml:space="preserve">m p</w:t>
+      </w:r>
+      <w:r>
+        <w:t xml:space="preserve">ř</w:t>
+      </w:r>
+      <w:r>
+        <w:t xml:space="preserve">ehledem Coprophagous Beetles of the families Geotrupidae and Scarabaeidae (Coleoptera) of selected grazed localities.</w:t>
+      </w:r>
+    </w:p>
+    <w:bookmarkEnd w:id="30"/>
+    <w:bookmarkStart w:id="31" w:name="ref-tyr2021soupis"/>
+    <w:p>
+      <w:pPr>
+        <w:pStyle w:val="Bibliography"/>
+      </w:pPr>
+      <w:r>
+        <w:t xml:space="preserve">TỲR V. 2021: Soupis n</w:t>
+      </w:r>
+      <w:r>
+        <w:t xml:space="preserve">á</w:t>
+      </w:r>
+      <w:r>
+        <w:t xml:space="preserve">lez</w:t>
+      </w:r>
+      <w:r>
+        <w:t xml:space="preserve"> </w:t>
+      </w:r>
+      <w:r>
+        <w:t xml:space="preserve">vrubounovit</w:t>
+      </w:r>
+      <w:r>
+        <w:t xml:space="preserve">ỳ</w:t>
+      </w:r>
+      <w:r>
+        <w:t xml:space="preserve">ch brouk</w:t>
+      </w:r>
+      <w:r>
+        <w:t xml:space="preserve"> </w:t>
+      </w:r>
+      <w:r>
+        <w:t xml:space="preserve">(Coleoptera: Scarabaeoidea) ze z</w:t>
+      </w:r>
+      <w:r>
+        <w:t xml:space="preserve">á</w:t>
+      </w:r>
+      <w:r>
+        <w:t xml:space="preserve">padn</w:t>
+      </w:r>
+      <w:r>
+        <w:t xml:space="preserve">ı́</w:t>
+      </w:r>
+      <w:r>
+        <w:t xml:space="preserve">ch</w:t>
+      </w:r>
+      <w:r>
+        <w:t xml:space="preserve"> </w:t>
+      </w:r>
+      <w:r>
+        <w:t xml:space="preserve">Č</w:t>
+      </w:r>
+      <w:r>
+        <w:t xml:space="preserve">ech. Inventory of lamellicorn beetles (Coleoptera: Scarabaeoidea) from western Bohemia). Z</w:t>
+      </w:r>
+      <w:r>
+        <w:t xml:space="preserve">á</w:t>
+      </w:r>
+      <w:r>
+        <w:t xml:space="preserve">pado</w:t>
+      </w:r>
+      <w:r>
+        <w:t xml:space="preserve">č</w:t>
+      </w:r>
+      <w:r>
+        <w:t xml:space="preserve">esk</w:t>
       </w:r>
       <w:r>
         <w:t xml:space="preserve">é</w:t>
       </w:r>
       <w:r>
-        <w:t xml:space="preserve">ho mapov</w:t>
-      </w:r>
-      <w:r>
-        <w:t xml:space="preserve">á</w:t>
-      </w:r>
-      <w:r>
-        <w:t xml:space="preserve">n</w:t>
-      </w:r>
-      <w:r>
-        <w:t xml:space="preserve">ı́</w:t>
-      </w:r>
-      <w:r>
-        <w:t xml:space="preserve"> </w:t>
-      </w:r>
-      <w:r>
-        <w:t xml:space="preserve">druh</w:t>
-      </w:r>
-      <w:r>
-        <w:t xml:space="preserve"> </w:t>
-      </w:r>
-      <w:r>
-        <w:t xml:space="preserve">č</w:t>
-      </w:r>
-      <w:r>
-        <w:t xml:space="preserve">eled</w:t>
-      </w:r>
-      <w:r>
-        <w:t xml:space="preserve">ı́</w:t>
-      </w:r>
-      <w:r>
-        <w:t xml:space="preserve"> </w:t>
-      </w:r>
-      <w:r>
-        <w:t xml:space="preserve">Geotrupidae, Scarabaeidae a Trogidae (Coleoptera) ve v</w:t>
-      </w:r>
-      <w:r>
-        <w:t xml:space="preserve">ỳ</w:t>
-      </w:r>
-      <w:r>
-        <w:t xml:space="preserve">chodn</w:t>
-      </w:r>
-      <w:r>
-        <w:t xml:space="preserve">ı́</w:t>
-      </w:r>
-      <w:r>
-        <w:t xml:space="preserve">ch</w:t>
-      </w:r>
-      <w:r>
-        <w:t xml:space="preserve"> </w:t>
-      </w:r>
-      <w:r>
-        <w:t xml:space="preserve">Č</w:t>
-      </w:r>
-      <w:r>
-        <w:t xml:space="preserve">ech</w:t>
-      </w:r>
-      <w:r>
-        <w:t xml:space="preserve">á</w:t>
-      </w:r>
-      <w:r>
-        <w:t xml:space="preserve">ch.[Results of the faunistic research of Geotrupidae, Scarabaeidae and Trogidae (Coleoptera) in eastern Bohemia (Czechia)].</w:t>
-      </w:r>
-      <w:r>
-        <w:t xml:space="preserve"> </w:t>
-      </w:r>
-      <w:r>
-        <w:rPr>
-          <w:i/>
-          <w:iCs/>
-        </w:rPr>
-        <w:t xml:space="preserve">Elateridarium</w:t>
-      </w:r>
-      <w:r>
-        <w:t xml:space="preserve"> 14, 15–147</w:t>
-      </w:r>
-    </w:p>
-    <w:bookmarkEnd w:id="28"/>
-    <w:bookmarkStart w:id="29" w:name="ref-sommer2024"/>
-    <w:p>
-      <w:pPr>
-        <w:pStyle w:val="Bibliography"/>
-      </w:pPr>
-      <w:r>
-        <w:t xml:space="preserve">SOMMER, D., L. AMBROŽOVÁ, &amp; L. HRZOVÁ. (2024). Koprof</w:t>
-      </w:r>
-      <w:r>
-        <w:t xml:space="preserve">á</w:t>
-      </w:r>
-      <w:r>
-        <w:t xml:space="preserve">gn</w:t>
-      </w:r>
-      <w:r>
-        <w:t xml:space="preserve">ı́</w:t>
-      </w:r>
-      <w:r>
-        <w:t xml:space="preserve"> </w:t>
-      </w:r>
-      <w:r>
-        <w:t xml:space="preserve">brouci</w:t>
-      </w:r>
-      <w:r>
-        <w:t xml:space="preserve"> </w:t>
-      </w:r>
-      <w:r>
-        <w:t xml:space="preserve">č</w:t>
-      </w:r>
-      <w:r>
-        <w:t xml:space="preserve">eled</w:t>
-      </w:r>
-      <w:r>
-        <w:t xml:space="preserve">ı́</w:t>
-      </w:r>
-      <w:r>
-        <w:t xml:space="preserve"> </w:t>
-      </w:r>
-      <w:r>
-        <w:t xml:space="preserve">Geotrupidae a Scarabaeidae (Coleoptera) vybran</w:t>
-      </w:r>
-      <w:r>
-        <w:t xml:space="preserve">ỳ</w:t>
-      </w:r>
-      <w:r>
-        <w:t xml:space="preserve">ch pasen</w:t>
-      </w:r>
-      <w:r>
-        <w:t xml:space="preserve">ỳ</w:t>
-      </w:r>
-      <w:r>
-        <w:t xml:space="preserve">ch lokalit na</w:t>
-      </w:r>
-      <w:r>
-        <w:t xml:space="preserve"> </w:t>
-      </w:r>
-      <w:r>
-        <w:t xml:space="preserve">ú</w:t>
-      </w:r>
-      <w:r>
-        <w:t xml:space="preserve">zem</w:t>
-      </w:r>
-      <w:r>
-        <w:t xml:space="preserve">ı́</w:t>
-      </w:r>
-      <w:r>
-        <w:t xml:space="preserve"> </w:t>
-      </w:r>
-      <w:r>
-        <w:t xml:space="preserve">hlavn</w:t>
-      </w:r>
-      <w:r>
-        <w:t xml:space="preserve">ı́</w:t>
-      </w:r>
-      <w:r>
-        <w:t xml:space="preserve">ho m</w:t>
-      </w:r>
-      <w:r>
-        <w:t xml:space="preserve">ě</w:t>
-      </w:r>
-      <w:r>
-        <w:t xml:space="preserve">sta Prahy s historick</w:t>
-      </w:r>
-      <w:r>
-        <w:t xml:space="preserve">ỳ</w:t>
-      </w:r>
-      <w:r>
-        <w:t xml:space="preserve">m p</w:t>
-      </w:r>
-      <w:r>
-        <w:t xml:space="preserve">ř</w:t>
-      </w:r>
-      <w:r>
-        <w:t xml:space="preserve">ehledem Coprophagous Beetles of the families Geotrupidae and Scarabaeidae (Coleoptera) of selected grazed localities.</w:t>
-      </w:r>
-    </w:p>
-    <w:bookmarkEnd w:id="29"/>
-    <w:bookmarkStart w:id="30" w:name="ref-tyr2021soupis"/>
-    <w:p>
-      <w:pPr>
-        <w:pStyle w:val="Bibliography"/>
-      </w:pPr>
-      <w:r>
-        <w:t xml:space="preserve">TỲR, V. (2021). Soupis n</w:t>
-      </w:r>
-      <w:r>
-        <w:t xml:space="preserve">á</w:t>
-      </w:r>
-      <w:r>
-        <w:t xml:space="preserve">lez</w:t>
-      </w:r>
-      <w:r>
-        <w:t xml:space="preserve"> </w:t>
-      </w:r>
-      <w:r>
-        <w:t xml:space="preserve">vrubounovit</w:t>
-      </w:r>
-      <w:r>
-        <w:t xml:space="preserve">ỳ</w:t>
-      </w:r>
-      <w:r>
-        <w:t xml:space="preserve">ch brouk</w:t>
-      </w:r>
-      <w:r>
-        <w:t xml:space="preserve"> </w:t>
-      </w:r>
-      <w:r>
-        <w:t xml:space="preserve">(Coleoptera: Scarabaeoidea) ze z</w:t>
-      </w:r>
-      <w:r>
-        <w:t xml:space="preserve">á</w:t>
-      </w:r>
-      <w:r>
-        <w:t xml:space="preserve">padn</w:t>
-      </w:r>
-      <w:r>
-        <w:t xml:space="preserve">ı́</w:t>
-      </w:r>
-      <w:r>
-        <w:t xml:space="preserve">ch</w:t>
-      </w:r>
-      <w:r>
-        <w:t xml:space="preserve"> </w:t>
-      </w:r>
-      <w:r>
-        <w:t xml:space="preserve">Č</w:t>
-      </w:r>
-      <w:r>
-        <w:t xml:space="preserve">ech.</w:t>
-      </w:r>
-      <w:r>
-        <w:t xml:space="preserve"> </w:t>
-      </w:r>
-      <w:r>
-        <w:rPr>
-          <w:i/>
-          <w:iCs/>
-        </w:rPr>
-        <w:t xml:space="preserve">Inventory of lamellicorn beetles (Coleoptera: Scarabaeoidea) from western Bohemia). Z</w:t>
-      </w:r>
-      <w:r>
-        <w:rPr>
-          <w:i/>
-          <w:iCs/>
-        </w:rPr>
-        <w:t xml:space="preserve">á</w:t>
-      </w:r>
-      <w:r>
-        <w:rPr>
-          <w:i/>
-          <w:iCs/>
-        </w:rPr>
-        <w:t xml:space="preserve">pado</w:t>
-      </w:r>
-      <w:r>
-        <w:rPr>
-          <w:i/>
-          <w:iCs/>
-        </w:rPr>
-        <w:t xml:space="preserve">č</w:t>
-      </w:r>
-      <w:r>
-        <w:rPr>
-          <w:i/>
-          <w:iCs/>
-        </w:rPr>
-        <w:t xml:space="preserve">esk</w:t>
-      </w:r>
-      <w:r>
-        <w:rPr>
-          <w:i/>
-          <w:iCs/>
-        </w:rPr>
+        <w:t xml:space="preserve"> </w:t>
+      </w:r>
+      <w:r>
+        <w:t xml:space="preserve">entomologick</w:t>
+      </w:r>
+      <w:r>
         <w:t xml:space="preserve">é</w:t>
       </w:r>
       <w:r>
-        <w:rPr>
-          <w:i/>
-          <w:iCs/>
-        </w:rPr>
-        <w:t xml:space="preserve"> </w:t>
-      </w:r>
-      <w:r>
-        <w:rPr>
-          <w:i/>
-          <w:iCs/>
-        </w:rPr>
-        <w:t xml:space="preserve">entomologick</w:t>
-      </w:r>
-      <w:r>
-        <w:rPr>
-          <w:i/>
-          <w:iCs/>
-        </w:rPr>
-        <w:t xml:space="preserve">é</w:t>
-      </w:r>
-      <w:r>
-        <w:rPr>
-          <w:i/>
-          <w:iCs/>
-        </w:rPr>
-        <w:t xml:space="preserve"> </w:t>
-      </w:r>
-      <w:r>
-        <w:rPr>
-          <w:i/>
-          <w:iCs/>
-        </w:rPr>
-        <w:t xml:space="preserve">listy Supplementum</w:t>
-      </w:r>
-      <w:r>
-        <w:t xml:space="preserve"> 2, 1–85</w:t>
-      </w:r>
-    </w:p>
-    <w:bookmarkEnd w:id="30"/>
+        <w:t xml:space="preserve"> </w:t>
+      </w:r>
+      <w:r>
+        <w:t xml:space="preserve">listy Supplementum 2: 1–85.</w:t>
+      </w:r>
+    </w:p>
     <w:bookmarkEnd w:id="31"/>
     <w:bookmarkEnd w:id="32"/>
+    <w:bookmarkEnd w:id="33"/>
     <w:sectPr/>
   </w:body>
 </w:document>

--- a/Text/Euoniticellus_fulvus_text.docx
+++ b/Text/Euoniticellus_fulvus_text.docx
@@ -432,7 +432,16 @@
         <w:t xml:space="preserve"> </w:t>
       </w:r>
       <w:r>
-        <w:t xml:space="preserve">a Českého krasu. Historické údaje z území západních Čech byly publikovány z Františkových Lázní, Stříbra a Horažďovic</w:t>
+        <w:t xml:space="preserve">a Českého krasu</w:t>
+      </w:r>
+      <w:r>
+        <w:t xml:space="preserve"> </w:t>
+      </w:r>
+      <w:r>
+        <w:t xml:space="preserve">(V KOŠTÍŘ 2024)</w:t>
+      </w:r>
+      <w:r>
+        <w:t xml:space="preserve">. Historické údaje z území západních Čech byly publikovány z Františkových Lázní, Stříbra a Horažďovic</w:t>
       </w:r>
       <w:r>
         <w:t xml:space="preserve"> </w:t>
@@ -495,7 +504,7 @@
       </w:r>
     </w:p>
     <w:bookmarkEnd w:id="23"/>
-    <w:bookmarkStart w:id="33" w:name="literatura"/>
+    <w:bookmarkStart w:id="34" w:name="literatura"/>
     <w:p>
       <w:pPr>
         <w:pStyle w:val="Heading1"/>
@@ -504,7 +513,7 @@
         <w:t xml:space="preserve">Literatura</w:t>
       </w:r>
     </w:p>
-    <w:bookmarkStart w:id="32" w:name="refs"/>
+    <w:bookmarkStart w:id="33" w:name="refs"/>
     <w:bookmarkStart w:id="24" w:name="ref-hejda2017"/>
     <w:p>
       <w:pPr>
@@ -615,17 +624,72 @@
       </w:r>
     </w:p>
     <w:bookmarkEnd w:id="27"/>
-    <w:bookmarkStart w:id="28" w:name="ref-mertlik2019"/>
+    <w:bookmarkStart w:id="28" w:name="ref-kostir2024"/>
     <w:p>
       <w:pPr>
         <w:pStyle w:val="Bibliography"/>
       </w:pPr>
       <w:r>
+        <w:t xml:space="preserve">KOŠTÍŘ V. 2024: Ekologick</w:t>
+      </w:r>
+      <w:r>
+        <w:t xml:space="preserve">á</w:t>
+      </w:r>
+      <w:r>
+        <w:t xml:space="preserve"> </w:t>
+      </w:r>
+      <w:r>
+        <w:t xml:space="preserve">diferenciace koprof</w:t>
+      </w:r>
+      <w:r>
+        <w:t xml:space="preserve">á</w:t>
+      </w:r>
+      <w:r>
+        <w:t xml:space="preserve">gn</w:t>
+      </w:r>
+      <w:r>
+        <w:t xml:space="preserve">ı́</w:t>
+      </w:r>
+      <w:r>
+        <w:t xml:space="preserve">ch brouk</w:t>
+      </w:r>
+      <w:r>
+        <w:t xml:space="preserve"> </w:t>
+      </w:r>
+      <w:r>
+        <w:t xml:space="preserve">(Coleoptera) pod</w:t>
+      </w:r>
+      <w:r>
+        <w:t xml:space="preserve">é</w:t>
+      </w:r>
+      <w:r>
+        <w:t xml:space="preserve">l gradientu prost</w:t>
+      </w:r>
+      <w:r>
+        <w:t xml:space="preserve">ř</w:t>
+      </w:r>
+      <w:r>
+        <w:t xml:space="preserve">ed</w:t>
+      </w:r>
+      <w:r>
+        <w:t xml:space="preserve">ı́</w:t>
+      </w:r>
+      <w:r>
+        <w:t xml:space="preserve">.</w:t>
+      </w:r>
+    </w:p>
+    <w:bookmarkEnd w:id="28"/>
+    <w:bookmarkStart w:id="29" w:name="ref-mertlik2019"/>
+    <w:p>
+      <w:pPr>
+        <w:pStyle w:val="Bibliography"/>
+      </w:pPr>
+      <w:r>
         <w:t xml:space="preserve">MERTLIK J. 2019: Expanzivní druhy čeledí Geotrupidae a Scarabaeidae (Coleoptera) na území východních Čech.[Expansive species of Geotrupidae and Scarabaeidae (Coleoptera) from eastern Bohemia]. Elateridarium 13: 35–48.</w:t>
       </w:r>
     </w:p>
-    <w:bookmarkEnd w:id="28"/>
-    <w:bookmarkStart w:id="29" w:name="ref-mertlik2020"/>
+    <w:bookmarkEnd w:id="29"/>
+    <w:bookmarkStart w:id="30" w:name="ref-mertlik2020"/>
     <w:p>
       <w:pPr>
         <w:pStyle w:val="Bibliography"/>
@@ -634,8 +698,8 @@
         <w:t xml:space="preserve">MERTLIK J. 2020: Výsledky faunistického mapování druhů čeledí Geotrupidae, Scarabaeidae a Trogidae (Coleoptera) ve východních Čechách.[Results of the faunistic research of Geotrupidae, Scarabaeidae and Trogidae (Coleoptera) in eastern Bohemia (Czechia)]. Elateridarium 14: 15–147.</w:t>
       </w:r>
     </w:p>
-    <w:bookmarkEnd w:id="29"/>
-    <w:bookmarkStart w:id="30" w:name="ref-sommer2024"/>
+    <w:bookmarkEnd w:id="30"/>
+    <w:bookmarkStart w:id="31" w:name="ref-sommer2024"/>
     <w:p>
       <w:pPr>
         <w:pStyle w:val="Bibliography"/>
@@ -731,8 +795,8 @@
         <w:t xml:space="preserve">ehledem Coprophagous Beetles of the families Geotrupidae and Scarabaeidae (Coleoptera) of selected grazed localities.</w:t>
       </w:r>
     </w:p>
-    <w:bookmarkEnd w:id="30"/>
-    <w:bookmarkStart w:id="31" w:name="ref-tyr2021soupis"/>
+    <w:bookmarkEnd w:id="31"/>
+    <w:bookmarkStart w:id="32" w:name="ref-tyr2021soupis"/>
     <w:p>
       <w:pPr>
         <w:pStyle w:val="Bibliography"/>
@@ -816,9 +880,9 @@
         <w:t xml:space="preserve">listy Supplementum 2: 1–85.</w:t>
       </w:r>
     </w:p>
-    <w:bookmarkEnd w:id="31"/>
     <w:bookmarkEnd w:id="32"/>
     <w:bookmarkEnd w:id="33"/>
+    <w:bookmarkEnd w:id="34"/>
     <w:sectPr/>
   </w:body>
 </w:document>

--- a/Text/Euoniticellus_fulvus_text.docx
+++ b/Text/Euoniticellus_fulvus_text.docx
@@ -107,7 +107,7 @@
         <w:pStyle w:val="Date"/>
       </w:pPr>
       <w:r>
-        <w:t xml:space="preserve">29.</w:t>
+        <w:t xml:space="preserve">31.</w:t>
       </w:r>
       <w:r>
         <w:t xml:space="preserve"> </w:t>
@@ -353,6 +353,12 @@
         <w:t xml:space="preserve">Copris</w:t>
       </w:r>
       <w:r>
+        <w:t xml:space="preserve"> </w:t>
+      </w:r>
+      <w:r>
+        <w:t xml:space="preserve">(Z TESAŘ 1957)</w:t>
+      </w:r>
+      <w:r>
         <w:t xml:space="preserve">, současné taxonomické pojetí stabilně užívá rod</w:t>
       </w:r>
       <w:r>
@@ -438,7 +444,7 @@
         <w:t xml:space="preserve"> </w:t>
       </w:r>
       <w:r>
-        <w:t xml:space="preserve">(V KOŠTÍŘ 2024)</w:t>
+        <w:t xml:space="preserve">(V KOŠTÍŘ 2024)</w:t>
       </w:r>
       <w:r>
         <w:t xml:space="preserve">. Historické údaje z území západních Čech byly publikovány z Františkových Lázní, Stříbra a Horažďovic</w:t>
@@ -456,7 +462,7 @@
         <w:t xml:space="preserve"> </w:t>
       </w:r>
       <w:r>
-        <w:t xml:space="preserve">(V TỲR 2021)</w:t>
+        <w:t xml:space="preserve">(V TÝR 2021)</w:t>
       </w:r>
       <w:r>
         <w:t xml:space="preserve">. Stejně jako v případě Čech se ale druh v posledních letech šíří i v Německu</w:t>
@@ -504,7 +510,7 @@
       </w:r>
     </w:p>
     <w:bookmarkEnd w:id="23"/>
-    <w:bookmarkStart w:id="34" w:name="literatura"/>
+    <w:bookmarkStart w:id="35" w:name="literatura"/>
     <w:p>
       <w:pPr>
         <w:pStyle w:val="Heading1"/>
@@ -513,7 +519,7 @@
         <w:t xml:space="preserve">Literatura</w:t>
       </w:r>
     </w:p>
-    <w:bookmarkStart w:id="33" w:name="refs"/>
+    <w:bookmarkStart w:id="34" w:name="refs"/>
     <w:bookmarkStart w:id="24" w:name="ref-hejda2017"/>
     <w:p>
       <w:pPr>
@@ -551,76 +557,7 @@
         <w:pStyle w:val="Bibliography"/>
       </w:pPr>
       <w:r>
-        <w:t xml:space="preserve">JUŘENA D., TỲR V., &amp; BEZDĚK A. 2008: P</w:t>
-      </w:r>
-      <w:r>
-        <w:t xml:space="preserve">ř</w:t>
-      </w:r>
-      <w:r>
-        <w:t xml:space="preserve">ı́</w:t>
-      </w:r>
-      <w:r>
-        <w:t xml:space="preserve">sp</w:t>
-      </w:r>
-      <w:r>
-        <w:t xml:space="preserve">ě</w:t>
-      </w:r>
-      <w:r>
-        <w:t xml:space="preserve">vek k faunistick</w:t>
-      </w:r>
-      <w:r>
-        <w:t xml:space="preserve">é</w:t>
-      </w:r>
-      <w:r>
-        <w:t xml:space="preserve">mu v</w:t>
-      </w:r>
-      <w:r>
-        <w:t xml:space="preserve">ỳ</w:t>
-      </w:r>
-      <w:r>
-        <w:t xml:space="preserve">zkumu listoroh</w:t>
-      </w:r>
-      <w:r>
-        <w:t xml:space="preserve">ỳ</w:t>
-      </w:r>
-      <w:r>
-        <w:t xml:space="preserve">ch brouk</w:t>
-      </w:r>
-      <w:r>
-        <w:t xml:space="preserve"> </w:t>
-      </w:r>
-      <w:r>
-        <w:t xml:space="preserve">(Coleoptera: Scarabaeoidea) na</w:t>
-      </w:r>
-      <w:r>
-        <w:t xml:space="preserve"> </w:t>
-      </w:r>
-      <w:r>
-        <w:t xml:space="preserve">ú</w:t>
-      </w:r>
-      <w:r>
-        <w:t xml:space="preserve">zem</w:t>
-      </w:r>
-      <w:r>
-        <w:t xml:space="preserve">ı́</w:t>
-      </w:r>
-      <w:r>
-        <w:t xml:space="preserve"> </w:t>
-      </w:r>
-      <w:r>
-        <w:t xml:space="preserve">Č</w:t>
-      </w:r>
-      <w:r>
-        <w:t xml:space="preserve">esk</w:t>
-      </w:r>
-      <w:r>
-        <w:t xml:space="preserve">é</w:t>
-      </w:r>
-      <w:r>
-        <w:t xml:space="preserve"> </w:t>
-      </w:r>
-      <w:r>
-        <w:t xml:space="preserve">republiky a Slovenska [Contribution to the faunistic research on Scarabaeoidea (Coleoptera) in the Czech Republic and Slovakia]. Klapalekiana 44: 17–176.</w:t>
+        <w:t xml:space="preserve">JUŘENA D., TÝR V., &amp; BEZDĚK A. 2008: Příspěvek k faunistickému výzkumu listorohých brouků (Coleoptera: Scarabaeoidea) na území České republiky a Slovenska [Contribution to the faunistic research on Scarabaeoidea (Coleoptera) in the Czech Republic and Slovakia]. Klapalekiana 44: 17–176.</w:t>
       </w:r>
     </w:p>
     <w:bookmarkEnd w:id="27"/>
@@ -630,52 +567,7 @@
         <w:pStyle w:val="Bibliography"/>
       </w:pPr>
       <w:r>
-        <w:t xml:space="preserve">KOŠTÍŘ V. 2024: Ekologick</w:t>
-      </w:r>
-      <w:r>
-        <w:t xml:space="preserve">á</w:t>
-      </w:r>
-      <w:r>
-        <w:t xml:space="preserve"> </w:t>
-      </w:r>
-      <w:r>
-        <w:t xml:space="preserve">diferenciace koprof</w:t>
-      </w:r>
-      <w:r>
-        <w:t xml:space="preserve">á</w:t>
-      </w:r>
-      <w:r>
-        <w:t xml:space="preserve">gn</w:t>
-      </w:r>
-      <w:r>
-        <w:t xml:space="preserve">ı́</w:t>
-      </w:r>
-      <w:r>
-        <w:t xml:space="preserve">ch brouk</w:t>
-      </w:r>
-      <w:r>
-        <w:t xml:space="preserve"> </w:t>
-      </w:r>
-      <w:r>
-        <w:t xml:space="preserve">(Coleoptera) pod</w:t>
-      </w:r>
-      <w:r>
-        <w:t xml:space="preserve">é</w:t>
-      </w:r>
-      <w:r>
-        <w:t xml:space="preserve">l gradientu prost</w:t>
-      </w:r>
-      <w:r>
-        <w:t xml:space="preserve">ř</w:t>
-      </w:r>
-      <w:r>
-        <w:t xml:space="preserve">ed</w:t>
-      </w:r>
-      <w:r>
-        <w:t xml:space="preserve">ı́</w:t>
-      </w:r>
-      <w:r>
-        <w:t xml:space="preserve">.</w:t>
+        <w:t xml:space="preserve">KOŠTÍŘ V. 2024: Ekologická diferenciace koprofágních brouků (Coleoptera) podél gradientu prostředí.</w:t>
       </w:r>
     </w:p>
     <w:bookmarkEnd w:id="28"/>
@@ -705,184 +597,32 @@
         <w:pStyle w:val="Bibliography"/>
       </w:pPr>
       <w:r>
-        <w:t xml:space="preserve">SOMMER D., AMBROŽOVÁ L., &amp; HRZOVÁ L. 2024: Koprof</w:t>
-      </w:r>
-      <w:r>
-        <w:t xml:space="preserve">á</w:t>
-      </w:r>
-      <w:r>
-        <w:t xml:space="preserve">gn</w:t>
-      </w:r>
-      <w:r>
-        <w:t xml:space="preserve">ı́</w:t>
-      </w:r>
-      <w:r>
-        <w:t xml:space="preserve"> </w:t>
-      </w:r>
-      <w:r>
-        <w:t xml:space="preserve">brouci</w:t>
-      </w:r>
-      <w:r>
-        <w:t xml:space="preserve"> </w:t>
-      </w:r>
-      <w:r>
-        <w:t xml:space="preserve">č</w:t>
-      </w:r>
-      <w:r>
-        <w:t xml:space="preserve">eled</w:t>
-      </w:r>
-      <w:r>
-        <w:t xml:space="preserve">ı́</w:t>
-      </w:r>
-      <w:r>
-        <w:t xml:space="preserve"> </w:t>
-      </w:r>
-      <w:r>
-        <w:t xml:space="preserve">Geotrupidae a Scarabaeidae (Coleoptera) vybran</w:t>
-      </w:r>
-      <w:r>
-        <w:t xml:space="preserve">ỳ</w:t>
-      </w:r>
-      <w:r>
-        <w:t xml:space="preserve">ch pasen</w:t>
-      </w:r>
-      <w:r>
-        <w:t xml:space="preserve">ỳ</w:t>
-      </w:r>
-      <w:r>
-        <w:t xml:space="preserve">ch lokalit na</w:t>
-      </w:r>
-      <w:r>
-        <w:t xml:space="preserve"> </w:t>
-      </w:r>
-      <w:r>
-        <w:t xml:space="preserve">ú</w:t>
-      </w:r>
-      <w:r>
-        <w:t xml:space="preserve">zem</w:t>
-      </w:r>
-      <w:r>
-        <w:t xml:space="preserve">ı́</w:t>
-      </w:r>
-      <w:r>
-        <w:t xml:space="preserve"> </w:t>
-      </w:r>
-      <w:r>
-        <w:t xml:space="preserve">hlavn</w:t>
-      </w:r>
-      <w:r>
-        <w:t xml:space="preserve">ı́</w:t>
-      </w:r>
-      <w:r>
-        <w:t xml:space="preserve">ho m</w:t>
-      </w:r>
-      <w:r>
-        <w:t xml:space="preserve">ě</w:t>
-      </w:r>
-      <w:r>
-        <w:t xml:space="preserve">sta Prahy s historick</w:t>
-      </w:r>
-      <w:r>
-        <w:t xml:space="preserve">ỳ</w:t>
-      </w:r>
-      <w:r>
-        <w:t xml:space="preserve">m p</w:t>
-      </w:r>
-      <w:r>
-        <w:t xml:space="preserve">ř</w:t>
-      </w:r>
-      <w:r>
-        <w:t xml:space="preserve">ehledem Coprophagous Beetles of the families Geotrupidae and Scarabaeidae (Coleoptera) of selected grazed localities.</w:t>
+        <w:t xml:space="preserve">SOMMER D., AMBROŽOVÁ L., &amp; HRZOVÁ L. 2024: Koprofágní brouci čeledí Geotrupidae a Scarabaeidae (Coleoptera) vybraných pasených lokalit na území hlavního města Prahy s historickým přehledem [Coprophagous Beetles of the families Geotrupidae and Scarabaeidae (Coleoptera) of selected grazed localities].</w:t>
       </w:r>
     </w:p>
     <w:bookmarkEnd w:id="31"/>
-    <w:bookmarkStart w:id="32" w:name="ref-tyr2021soupis"/>
+    <w:bookmarkStart w:id="32" w:name="ref-tesar1957"/>
     <w:p>
       <w:pPr>
         <w:pStyle w:val="Bibliography"/>
       </w:pPr>
       <w:r>
-        <w:t xml:space="preserve">TỲR V. 2021: Soupis n</w:t>
-      </w:r>
-      <w:r>
-        <w:t xml:space="preserve">á</w:t>
-      </w:r>
-      <w:r>
-        <w:t xml:space="preserve">lez</w:t>
-      </w:r>
-      <w:r>
-        <w:t xml:space="preserve"> </w:t>
-      </w:r>
-      <w:r>
-        <w:t xml:space="preserve">vrubounovit</w:t>
-      </w:r>
-      <w:r>
-        <w:t xml:space="preserve">ỳ</w:t>
-      </w:r>
-      <w:r>
-        <w:t xml:space="preserve">ch brouk</w:t>
-      </w:r>
-      <w:r>
-        <w:t xml:space="preserve"> </w:t>
-      </w:r>
-      <w:r>
-        <w:t xml:space="preserve">(Coleoptera: Scarabaeoidea) ze z</w:t>
-      </w:r>
-      <w:r>
-        <w:t xml:space="preserve">á</w:t>
-      </w:r>
-      <w:r>
-        <w:t xml:space="preserve">padn</w:t>
-      </w:r>
-      <w:r>
-        <w:t xml:space="preserve">ı́</w:t>
-      </w:r>
-      <w:r>
-        <w:t xml:space="preserve">ch</w:t>
-      </w:r>
-      <w:r>
-        <w:t xml:space="preserve"> </w:t>
-      </w:r>
-      <w:r>
-        <w:t xml:space="preserve">Č</w:t>
-      </w:r>
-      <w:r>
-        <w:t xml:space="preserve">ech. Inventory of lamellicorn beetles (Coleoptera: Scarabaeoidea) from western Bohemia). Z</w:t>
-      </w:r>
-      <w:r>
-        <w:t xml:space="preserve">á</w:t>
-      </w:r>
-      <w:r>
-        <w:t xml:space="preserve">pado</w:t>
-      </w:r>
-      <w:r>
-        <w:t xml:space="preserve">č</w:t>
-      </w:r>
-      <w:r>
-        <w:t xml:space="preserve">esk</w:t>
-      </w:r>
-      <w:r>
-        <w:t xml:space="preserve">é</w:t>
-      </w:r>
-      <w:r>
-        <w:t xml:space="preserve"> </w:t>
-      </w:r>
-      <w:r>
-        <w:t xml:space="preserve">entomologick</w:t>
-      </w:r>
-      <w:r>
-        <w:t xml:space="preserve">é</w:t>
-      </w:r>
-      <w:r>
-        <w:t xml:space="preserve"> </w:t>
-      </w:r>
-      <w:r>
-        <w:t xml:space="preserve">listy Supplementum 2: 1–85.</w:t>
+        <w:t xml:space="preserve">TESAŘ Z. 1957: Brouci listorozí, Lamellicornia. Díl II. Scarabaeidae–vrubounovití, Laparosticti. Fauna ČSR 11. NČSAV, Praha 326</w:t>
       </w:r>
     </w:p>
     <w:bookmarkEnd w:id="32"/>
+    <w:bookmarkStart w:id="33" w:name="ref-tyr2021soupis"/>
+    <w:p>
+      <w:pPr>
+        <w:pStyle w:val="Bibliography"/>
+      </w:pPr>
+      <w:r>
+        <w:t xml:space="preserve">TÝR V. 2021: Soupis nálezů vrubounovitých brouků (Coleoptera: Scarabaeoidea) ze západních Čech. Inventory of lamellicorn beetles (Coleoptera: Scarabaeoidea) from western Bohemia). Západočeské entomologické listy Supplementum 2: 1–85.</w:t>
+      </w:r>
+    </w:p>
     <w:bookmarkEnd w:id="33"/>
     <w:bookmarkEnd w:id="34"/>
+    <w:bookmarkEnd w:id="35"/>
     <w:sectPr/>
   </w:body>
 </w:document>

--- a/Text/Euoniticellus_fulvus_text.docx
+++ b/Text/Euoniticellus_fulvus_text.docx
@@ -248,7 +248,7 @@
         <w:t xml:space="preserve"> </w:t>
       </w:r>
       <w:r>
-        <w:t xml:space="preserve">Goeze, 1777. Bohemia occ., Horšov, 5 km jižně (6443c), 49°32’32.043”N, 12°54’38.946”E, koňský trus na cestě, bývalá Horšovská obora, 380 m n.m., 8.VII.2025, 1 ex., J. Gaigr leg. et det. et coll. Lokalita se nachází asi dva kilometry severozápadně od Horšovského Týna a jde o bývalou oboru o rozloze asi 400 hektarů pokrytou mozaikou trvalých lesních porostů, zemědělské půdy, rybníků a lesů (obr. 1). Druh byl nalezen v koňském trusu, společně s</w:t>
+        <w:t xml:space="preserve">Goeze, 1777. Bohemia occ., Horšov, 5 km jižně (6443c), 49°32’32.043”N, 12°54’38.946”E, koňský trus na cestě, Horšovská obora, 380 m n.m., 8.VII.2025, 1 ex., J. Gaigr leg. et det. et coll. Lokalita se nachází asi dva kilometry severozápadně od Horšovského Týna a jde o bývalou oboru o rozloze asi 400 hektarů pokrytou mozaikou trvalých lesních porostů, zemědělské půdy, rybníků a lesů (obr. 1). Druh byl nalezen v koňském trusu, společně s</w:t>
       </w:r>
       <w:r>
         <w:t xml:space="preserve"> </w:t>
@@ -293,7 +293,7 @@
         <w:t xml:space="preserve">Onthophagus coenobita</w:t>
       </w:r>
       <w:r>
-        <w:t xml:space="preserve">, při náhodném sběru na cestě v lipové aleji. Okolí šotolinové cesty na lokalitě tvoří trvalý travní porost a zemědělská půda. Nejbližší pastvina koní je vzdálena asi 500 metrů.</w:t>
+        <w:t xml:space="preserve">, při náhodném sběru na cestě v lipové aleji. Okolí šotolinové cesty na lokalitě tvoří trvalý travní porost a zemědělská půda. Nejbližší aktivně využívaná koňská pastvina se nachází přibližně 500 m od místa nálezu.</w:t>
       </w:r>
     </w:p>
     <w:p>
@@ -311,7 +311,7 @@
         <w:t xml:space="preserve">Euoniticellus fulvus</w:t>
       </w:r>
       <w:r>
-        <w:t xml:space="preserve">) (Goeze, 1777) je drobný zástupce vrubounovitých brouků (Scarabaeidae) z podčeledi Scarabaeinae, tribu Oniticellini. Dospělci měří 8–11 mm, tělo je štíhlé, mírně klenuté, se světle žlutohnědými až plavými krovkami a tmavší hlavou a štítem. Na povrchu krovek je jemná, podélná rýhovitost, typická pro rod</w:t>
+        <w:t xml:space="preserve">) (Goeze, 1777) je drobný zástupce vrubounovitých brouků (Scarabaeidae), podčeledi Scarabaeinae, tribu Oniticellini. Dospělci měří 8–11 mm, tělo je štíhlé, mírně klenuté, se světle žlutohnědými až plavými krovkami a tmavší hlavou a štítem. Na povrchu krovek je jemná, podélná rýhovitost, typická pro rod</w:t>
       </w:r>
       <w:r>
         <w:t xml:space="preserve"> </w:t>
@@ -324,7 +324,7 @@
         <w:t xml:space="preserve">Euoniticellus</w:t>
       </w:r>
       <w:r>
-        <w:t xml:space="preserve">. Samci mají na hlavě nízký štítkovitý výběžek. Nomenklatoricky byl druh původně popsán Goezem v roce 1777, v minulosti býval řazen také do rodů</w:t>
+        <w:t xml:space="preserve">. Samci mají na hlavě nízký štítkovitý výběžek. Nomenklatoricky byl druh původně popsán Goezem v roce 1777. V minulosti býval řazen také do rodů</w:t>
       </w:r>
       <w:r>
         <w:t xml:space="preserve"> </w:t>
@@ -353,12 +353,6 @@
         <w:t xml:space="preserve">Copris</w:t>
       </w:r>
       <w:r>
-        <w:t xml:space="preserve"> </w:t>
-      </w:r>
-      <w:r>
-        <w:t xml:space="preserve">(Z TESAŘ 1957)</w:t>
-      </w:r>
-      <w:r>
         <w:t xml:space="preserve">, současné taxonomické pojetí stabilně užívá rod</w:t>
       </w:r>
       <w:r>
@@ -372,6 +366,12 @@
         <w:t xml:space="preserve">Euoniticellus</w:t>
       </w:r>
       <w:r>
+        <w:t xml:space="preserve"> </w:t>
+      </w:r>
+      <w:r>
+        <w:t xml:space="preserve">(G SECRETARIAT 2023)</w:t>
+      </w:r>
+      <w:r>
         <w:t xml:space="preserve">. Areál rozšíření zahrnuje velkou část Palearktu od jižní Evropy po Střední Asii, zasahuje do severní Afriky a na Blízký východ. Druh byl cíleně zavlečen a etablován také mimo původní areál v Austrálii, kde byl úspěšně introdukován v rámci biologického programu pro rozklad trusu hospodářských zvířat.</w:t>
       </w:r>
     </w:p>
@@ -380,7 +380,19 @@
         <w:pStyle w:val="BodyText"/>
       </w:pPr>
       <w:r>
-        <w:t xml:space="preserve">V Česku je vázán na teplé otevřené pastviny a okolí stájí, kde se vyvíjí v trusu velkých savců, převážně koní a skotu. V posledním Červeném seznamu hodnocen jako zranitelný</w:t>
+        <w:t xml:space="preserve">V Česku je vázán na teplé otevřené pastviny, kde se vyvíjí v trusu velkých savců, převážně koní a skotu. Tesař</w:t>
+      </w:r>
+      <w:r>
+        <w:t xml:space="preserve"> </w:t>
+      </w:r>
+      <w:r>
+        <w:t xml:space="preserve">(Z TESAŘ 1957)</w:t>
+      </w:r>
+      <w:r>
+        <w:t xml:space="preserve"> </w:t>
+      </w:r>
+      <w:r>
+        <w:t xml:space="preserve">druh v Čechách uvádí z okolí Prahy a Radotína, na Moravě z Čejče a dalších lokalit. V posledním Červeném seznamu hodnocen jako zranitelný</w:t>
       </w:r>
       <w:r>
         <w:t xml:space="preserve"> </w:t>
@@ -389,7 +401,16 @@
         <w:t xml:space="preserve">(R HEJDA et al. 2017)</w:t>
       </w:r>
       <w:r>
-        <w:t xml:space="preserve">. Na přelomu století byl známý výskyt pouze na jižní Moravě, v Čechách byl druh považován za vymizelý</w:t>
+        <w:t xml:space="preserve">. Na přelomu tisíciletí byl známý výskyt pouze na jižní Moravě</w:t>
+      </w:r>
+      <w:r>
+        <w:t xml:space="preserve"> </w:t>
+      </w:r>
+      <w:r>
+        <w:t xml:space="preserve">(J CHYBÍK 2005)</w:t>
+      </w:r>
+      <w:r>
+        <w:t xml:space="preserve">. V Čechách byl druh považován za vymizelý</w:t>
       </w:r>
       <w:r>
         <w:t xml:space="preserve"> </w:t>
@@ -398,7 +419,19 @@
         <w:t xml:space="preserve">(D JUŘENA et al. 2008)</w:t>
       </w:r>
       <w:r>
-        <w:t xml:space="preserve">. V posledních dvou desetiletích však podle všeho dochází k expanzi druhu.</w:t>
+        <w:t xml:space="preserve">. V posledních dvou desetiletích však druh zjevně expanduje. Peřinková a Fischer</w:t>
+      </w:r>
+      <w:r>
+        <w:t xml:space="preserve"> </w:t>
+      </w:r>
+      <w:r>
+        <w:t xml:space="preserve">(P PEŘINKOVÁ &amp; OA FISCHER 2010)</w:t>
+      </w:r>
+      <w:r>
+        <w:t xml:space="preserve"> </w:t>
+      </w:r>
+      <w:r>
+        <w:t xml:space="preserve">popisují šířní druhu do středních poloh na jihozápadní Moravě.</w:t>
       </w:r>
       <w:r>
         <w:t xml:space="preserve"> </w:t>
@@ -414,7 +447,7 @@
         <w:t xml:space="preserve"> </w:t>
       </w:r>
       <w:r>
-        <w:t xml:space="preserve">se rozšířil v nižších polohách východních Čech</w:t>
+        <w:t xml:space="preserve">se již rozšířil v nižších polohách východních Čech</w:t>
       </w:r>
       <w:r>
         <w:t xml:space="preserve"> </w:t>
@@ -423,10 +456,7 @@
         <w:t xml:space="preserve">(J MERTLIK 2019, 2020)</w:t>
       </w:r>
       <w:r>
-        <w:t xml:space="preserve"> </w:t>
-      </w:r>
-      <w:r>
-        <w:t xml:space="preserve">a byl opět nalezen i na území Prahy</w:t>
+        <w:t xml:space="preserve">, byl opět potvrzen na území Prahy</w:t>
       </w:r>
       <w:r>
         <w:t xml:space="preserve"> </w:t>
@@ -438,7 +468,7 @@
         <w:t xml:space="preserve"> </w:t>
       </w:r>
       <w:r>
-        <w:t xml:space="preserve">a Českého krasu</w:t>
+        <w:t xml:space="preserve">i Českého krasu</w:t>
       </w:r>
       <w:r>
         <w:t xml:space="preserve"> </w:t>
@@ -447,6 +477,18 @@
         <w:t xml:space="preserve">(V KOŠTÍŘ 2024)</w:t>
       </w:r>
       <w:r>
+        <w:t xml:space="preserve"> </w:t>
+      </w:r>
+      <w:r>
+        <w:t xml:space="preserve">a nalezen i na Šumavě</w:t>
+      </w:r>
+      <w:r>
+        <w:t xml:space="preserve"> </w:t>
+      </w:r>
+      <w:r>
+        <w:t xml:space="preserve">(L AMBROŽOVÁ et al. 2021)</w:t>
+      </w:r>
+      <w:r>
         <w:t xml:space="preserve">. Historické údaje z území západních Čech byly publikovány z Františkových Lázní, Stříbra a Horažďovic</w:t>
       </w:r>
       <w:r>
@@ -456,7 +498,7 @@
         <w:t xml:space="preserve">(D JUŘENA et al. 2008)</w:t>
       </w:r>
       <w:r>
-        <w:t xml:space="preserve">. Z Plzeňského ani Karlovarského kraje nebyl druh recentně publikován</w:t>
+        <w:t xml:space="preserve">. Z území Plzeňského a Karlovarského kraje nebyl výskyt druhu v posledních desetiletích publikován</w:t>
       </w:r>
       <w:r>
         <w:t xml:space="preserve"> </w:t>
@@ -465,7 +507,7 @@
         <w:t xml:space="preserve">(V TÝR 2021)</w:t>
       </w:r>
       <w:r>
-        <w:t xml:space="preserve">. Stejně jako v případě Čech se ale druh v posledních letech šíří i v Německu</w:t>
+        <w:t xml:space="preserve">. Podobný trend šíření byl zaznamenán i v sousedním Německu</w:t>
       </w:r>
       <w:r>
         <w:t xml:space="preserve"> </w:t>
@@ -474,7 +516,7 @@
         <w:t xml:space="preserve">(INATURALIST CONTRIBUTORS 2025)</w:t>
       </w:r>
       <w:r>
-        <w:t xml:space="preserve">. Výše uvedený nález je prvním publikovaným dokladem na území Plzeňského a Karlovarského kraje po 56 letech.</w:t>
+        <w:t xml:space="preserve">. Výše uvedený nález představuje první publikovaný doklad výskytu druhu na území Plzeňského a Karlovarského kraje po 56 letech.</w:t>
       </w:r>
     </w:p>
     <w:p>
@@ -510,7 +552,7 @@
       </w:r>
     </w:p>
     <w:bookmarkEnd w:id="23"/>
-    <w:bookmarkStart w:id="35" w:name="literatura"/>
+    <w:bookmarkStart w:id="40" w:name="literatura"/>
     <w:p>
       <w:pPr>
         <w:pStyle w:val="Heading1"/>
@@ -519,29 +561,49 @@
         <w:t xml:space="preserve">Literatura</w:t>
       </w:r>
     </w:p>
-    <w:bookmarkStart w:id="34" w:name="refs"/>
-    <w:bookmarkStart w:id="24" w:name="ref-hejda2017"/>
+    <w:bookmarkStart w:id="39" w:name="refs"/>
+    <w:bookmarkStart w:id="24" w:name="ref-ambrozova2021"/>
     <w:p>
       <w:pPr>
         <w:pStyle w:val="Bibliography"/>
       </w:pPr>
       <w:r>
+        <w:t xml:space="preserve">AMBROŽOVÁ L., SLÁDEČEK F.X., ROUČKOVÁ R., DVOŘÁK V., &amp; ČÍŽEK L. 2021: Výsledky faunistického průzkumu koprofágních brouků (Coleoptera: Geotrupidae, Scarabeaidae) na vybraných lokalitách na území Národního parku Šumava v roce 2020. Silva Gabreta 27: 121–132.</w:t>
+      </w:r>
+    </w:p>
+    <w:bookmarkEnd w:id="24"/>
+    <w:bookmarkStart w:id="25" w:name="ref-hejda2017"/>
+    <w:p>
+      <w:pPr>
+        <w:pStyle w:val="Bibliography"/>
+      </w:pPr>
+      <w:r>
         <w:t xml:space="preserve">HEJDA R., FARKAČ J., &amp; CHOBOT K. 2017: Červený seznam ohrožených druhů České Republiky: Bezobratlí: Red List of Threatened Species of Czech Republic: Invertebrates. Příroda: 1–611.</w:t>
       </w:r>
     </w:p>
-    <w:bookmarkEnd w:id="24"/>
-    <w:bookmarkStart w:id="26" w:name="ref-iNaturalist2025"/>
+    <w:bookmarkEnd w:id="25"/>
+    <w:bookmarkStart w:id="26" w:name="ref-chybik2005"/>
     <w:p>
       <w:pPr>
         <w:pStyle w:val="Bibliography"/>
       </w:pPr>
       <w:r>
+        <w:t xml:space="preserve">CHYBÍK J. 2005: Listorohý brouk r. Euoniticellus v Novém Dvoře u Lednice. Živa 53: 73–74.</w:t>
+      </w:r>
+    </w:p>
+    <w:bookmarkEnd w:id="26"/>
+    <w:bookmarkStart w:id="28" w:name="ref-iNaturalist2025"/>
+    <w:p>
+      <w:pPr>
+        <w:pStyle w:val="Bibliography"/>
+      </w:pPr>
+      <w:r>
         <w:t xml:space="preserve">INATURALIST CONTRIBUTORS 2025: iNaturalist Research-grade Observations. Dostupné z:</w:t>
       </w:r>
       <w:r>
         <w:t xml:space="preserve"> </w:t>
       </w:r>
-      <w:hyperlink r:id="rId25">
+      <w:hyperlink r:id="rId27">
         <w:r>
           <w:rPr>
             <w:rStyle w:val="Hyperlink"/>
@@ -550,8 +612,8 @@
         </w:r>
       </w:hyperlink>
     </w:p>
-    <w:bookmarkEnd w:id="26"/>
-    <w:bookmarkStart w:id="27" w:name="ref-jurena2008"/>
+    <w:bookmarkEnd w:id="28"/>
+    <w:bookmarkStart w:id="29" w:name="ref-jurena2008"/>
     <w:p>
       <w:pPr>
         <w:pStyle w:val="Bibliography"/>
@@ -560,8 +622,8 @@
         <w:t xml:space="preserve">JUŘENA D., TÝR V., &amp; BEZDĚK A. 2008: Příspěvek k faunistickému výzkumu listorohých brouků (Coleoptera: Scarabaeoidea) na území České republiky a Slovenska [Contribution to the faunistic research on Scarabaeoidea (Coleoptera) in the Czech Republic and Slovakia]. Klapalekiana 44: 17–176.</w:t>
       </w:r>
     </w:p>
-    <w:bookmarkEnd w:id="27"/>
-    <w:bookmarkStart w:id="28" w:name="ref-kostir2024"/>
+    <w:bookmarkEnd w:id="29"/>
+    <w:bookmarkStart w:id="30" w:name="ref-kostir2024"/>
     <w:p>
       <w:pPr>
         <w:pStyle w:val="Bibliography"/>
@@ -570,8 +632,8 @@
         <w:t xml:space="preserve">KOŠTÍŘ V. 2024: Ekologická diferenciace koprofágních brouků (Coleoptera) podél gradientu prostředí.</w:t>
       </w:r>
     </w:p>
-    <w:bookmarkEnd w:id="28"/>
-    <w:bookmarkStart w:id="29" w:name="ref-mertlik2019"/>
+    <w:bookmarkEnd w:id="30"/>
+    <w:bookmarkStart w:id="31" w:name="ref-mertlik2019"/>
     <w:p>
       <w:pPr>
         <w:pStyle w:val="Bibliography"/>
@@ -580,8 +642,8 @@
         <w:t xml:space="preserve">MERTLIK J. 2019: Expanzivní druhy čeledí Geotrupidae a Scarabaeidae (Coleoptera) na území východních Čech.[Expansive species of Geotrupidae and Scarabaeidae (Coleoptera) from eastern Bohemia]. Elateridarium 13: 35–48.</w:t>
       </w:r>
     </w:p>
-    <w:bookmarkEnd w:id="29"/>
-    <w:bookmarkStart w:id="30" w:name="ref-mertlik2020"/>
+    <w:bookmarkEnd w:id="31"/>
+    <w:bookmarkStart w:id="32" w:name="ref-mertlik2020"/>
     <w:p>
       <w:pPr>
         <w:pStyle w:val="Bibliography"/>
@@ -590,18 +652,49 @@
         <w:t xml:space="preserve">MERTLIK J. 2020: Výsledky faunistického mapování druhů čeledí Geotrupidae, Scarabaeidae a Trogidae (Coleoptera) ve východních Čechách.[Results of the faunistic research of Geotrupidae, Scarabaeidae and Trogidae (Coleoptera) in eastern Bohemia (Czechia)]. Elateridarium 14: 15–147.</w:t>
       </w:r>
     </w:p>
-    <w:bookmarkEnd w:id="30"/>
-    <w:bookmarkStart w:id="31" w:name="ref-sommer2024"/>
+    <w:bookmarkEnd w:id="32"/>
+    <w:bookmarkStart w:id="33" w:name="ref-perinkova2010"/>
     <w:p>
       <w:pPr>
         <w:pStyle w:val="Bibliography"/>
       </w:pPr>
       <w:r>
+        <w:t xml:space="preserve">PEŘINKOVÁ P. &amp; FISCHER O.A. 2010: Euoniticellus fulvus (Goeze, 1777)(Coleoptera: Scarabaeidae) in south-western Moravia (Czech Republic). Acta Musei Moraviae, Scientiae biologicae (Brno) 95: 25–28.</w:t>
+      </w:r>
+    </w:p>
+    <w:bookmarkEnd w:id="33"/>
+    <w:bookmarkStart w:id="35" w:name="ref-gbif2023"/>
+    <w:p>
+      <w:pPr>
+        <w:pStyle w:val="Bibliography"/>
+      </w:pPr>
+      <w:r>
+        <w:t xml:space="preserve">SECRETARIAT G. 2023: Euoniticellus fulvus (Goeze, 1777) in GBIF Backbone Taxonomy. Dostupné z:</w:t>
+      </w:r>
+      <w:r>
+        <w:t xml:space="preserve"> </w:t>
+      </w:r>
+      <w:hyperlink r:id="rId34">
+        <w:r>
+          <w:rPr>
+            <w:rStyle w:val="Hyperlink"/>
+          </w:rPr>
+          <w:t xml:space="preserve">https://www.gbif.org/species/1093671</w:t>
+        </w:r>
+      </w:hyperlink>
+    </w:p>
+    <w:bookmarkEnd w:id="35"/>
+    <w:bookmarkStart w:id="36" w:name="ref-sommer2024"/>
+    <w:p>
+      <w:pPr>
+        <w:pStyle w:val="Bibliography"/>
+      </w:pPr>
+      <w:r>
         <w:t xml:space="preserve">SOMMER D., AMBROŽOVÁ L., &amp; HRZOVÁ L. 2024: Koprofágní brouci čeledí Geotrupidae a Scarabaeidae (Coleoptera) vybraných pasených lokalit na území hlavního města Prahy s historickým přehledem [Coprophagous Beetles of the families Geotrupidae and Scarabaeidae (Coleoptera) of selected grazed localities].</w:t>
       </w:r>
     </w:p>
-    <w:bookmarkEnd w:id="31"/>
-    <w:bookmarkStart w:id="32" w:name="ref-tesar1957"/>
+    <w:bookmarkEnd w:id="36"/>
+    <w:bookmarkStart w:id="37" w:name="ref-tesar1957"/>
     <w:p>
       <w:pPr>
         <w:pStyle w:val="Bibliography"/>
@@ -610,8 +703,8 @@
         <w:t xml:space="preserve">TESAŘ Z. 1957: Brouci listorozí, Lamellicornia. Díl II. Scarabaeidae–vrubounovití, Laparosticti. Fauna ČSR 11. NČSAV, Praha 326</w:t>
       </w:r>
     </w:p>
-    <w:bookmarkEnd w:id="32"/>
-    <w:bookmarkStart w:id="33" w:name="ref-tyr2021soupis"/>
+    <w:bookmarkEnd w:id="37"/>
+    <w:bookmarkStart w:id="38" w:name="ref-tyr2021soupis"/>
     <w:p>
       <w:pPr>
         <w:pStyle w:val="Bibliography"/>
@@ -620,9 +713,9 @@
         <w:t xml:space="preserve">TÝR V. 2021: Soupis nálezů vrubounovitých brouků (Coleoptera: Scarabaeoidea) ze západních Čech. Inventory of lamellicorn beetles (Coleoptera: Scarabaeoidea) from western Bohemia). Západočeské entomologické listy Supplementum 2: 1–85.</w:t>
       </w:r>
     </w:p>
-    <w:bookmarkEnd w:id="33"/>
-    <w:bookmarkEnd w:id="34"/>
-    <w:bookmarkEnd w:id="35"/>
+    <w:bookmarkEnd w:id="38"/>
+    <w:bookmarkEnd w:id="39"/>
+    <w:bookmarkEnd w:id="40"/>
     <w:sectPr/>
   </w:body>
 </w:document>

--- a/Text/Euoniticellus_fulvus_text.docx
+++ b/Text/Euoniticellus_fulvus_text.docx
@@ -107,13 +107,13 @@
         <w:pStyle w:val="Date"/>
       </w:pPr>
       <w:r>
-        <w:t xml:space="preserve">31.</w:t>
-      </w:r>
-      <w:r>
-        <w:t xml:space="preserve"> </w:t>
-      </w:r>
-      <w:r>
-        <w:t xml:space="preserve">10.</w:t>
+        <w:t xml:space="preserve">01.</w:t>
+      </w:r>
+      <w:r>
+        <w:t xml:space="preserve"> </w:t>
+      </w:r>
+      <w:r>
+        <w:t xml:space="preserve">11.</w:t>
       </w:r>
       <w:r>
         <w:t xml:space="preserve"> </w:t>
@@ -182,7 +182,7 @@
         <w:t xml:space="preserve"> </w:t>
       </w:r>
       <w:r>
-        <w:t xml:space="preserve">Goeze, 1777 is recorded after 57 years from western Bohemia from Horšovský Týn: CZ – Bohemia occ., Horšov, 5 km jižně (6443c), 49°32’32.043”N, 12°54’38.946”E, alluvium of the Plešský stream, PP (Nature Monument) Veský Mlýn, 380 m a.s.l., 8.VII.2025, 1 spec., J. Gaigr leg., det., coll. The examined specimen was collected in horse dung, on a dirt road.</w:t>
+        <w:t xml:space="preserve">Goeze, 1777 is recorded after 57 years from western Bohemia from Horšovský Týn: CZ – Bohemia occ., Horšov, 5 km jižně (6443c), 49°32’32.043”N, 12°54’38.946”E, alluvium of the Plešský stream, PP (Nature Monument) Veský Mlýn, 380 m a.s.l., 8.VII.2025, 1 spec., J. Gaigr leg., det. et coll. The examined specimen was collected in horse dung, on a dirt road.</w:t>
       </w:r>
     </w:p>
     <w:p>
@@ -248,7 +248,7 @@
         <w:t xml:space="preserve"> </w:t>
       </w:r>
       <w:r>
-        <w:t xml:space="preserve">Goeze, 1777. Bohemia occ., Horšov, 5 km jižně (6443c), 49°32’32.043”N, 12°54’38.946”E, koňský trus na cestě, Horšovská obora, 380 m n.m., 8.VII.2025, 1 ex., J. Gaigr leg. et det. et coll. Lokalita se nachází asi dva kilometry severozápadně od Horšovského Týna a jde o bývalou oboru o rozloze asi 400 hektarů pokrytou mozaikou trvalých lesních porostů, zemědělské půdy, rybníků a lesů (obr. 1). Druh byl nalezen v koňském trusu, společně s</w:t>
+        <w:t xml:space="preserve">Goeze, 1777. Bohemia occ., Horšov, 5 km jižně (6443), 49°32’32.043”N, 12°54’38.946”E, koňský trus na cestě, Horšovská obora, 380 m n.m., 8.VII.2025, 1 ex., J. Gaigr leg. et det. et coll. Lokalita se nachází asi dva kilometry severozápadně od Horšovského Týna a jde o bývalou oboru o rozloze asi 400 hektarů pokrytou mozaikou trvalých lesních porostů, zemědělské půdy, rybníků a lesů (Obr. 1). Druh byl nalezen v koňském trusu, společně s</w:t>
       </w:r>
       <w:r>
         <w:t xml:space="preserve"> </w:t>
@@ -311,7 +311,7 @@
         <w:t xml:space="preserve">Euoniticellus fulvus</w:t>
       </w:r>
       <w:r>
-        <w:t xml:space="preserve">) (Goeze, 1777) je drobný zástupce vrubounovitých brouků (Scarabaeidae), podčeledi Scarabaeinae, tribu Oniticellini. Dospělci měří 8–11 mm, tělo je štíhlé, mírně klenuté, se světle žlutohnědými až plavými krovkami a tmavší hlavou a štítem. Na povrchu krovek je jemná, podélná rýhovitost, typická pro rod</w:t>
+        <w:t xml:space="preserve">) (Goeze, 1777) je drobný zástupce vrubounovitých brouků (Scarabaeidae), podčeledi Scarabaeinae, tribu Oniticellini. Dospělci měří 8–11 mm, tělo je štíhlé, mírně klenuté, se světle žlutohnědými až plavými krovkami a tmavší hlavou a štítem (Obr. 2). Na povrchu krovek je jemná, podélná rýhovitost, typická pro rod</w:t>
       </w:r>
       <w:r>
         <w:t xml:space="preserve"> </w:t>
@@ -419,7 +419,7 @@
         <w:t xml:space="preserve">(D JUŘENA et al. 2008)</w:t>
       </w:r>
       <w:r>
-        <w:t xml:space="preserve">. V posledních dvou desetiletích však druh zjevně expanduje. Peřinková a Fischer</w:t>
+        <w:t xml:space="preserve">. V posledních dvou desetiletích však druh zjevně expanduje (Obr. 3). Peřinková a Fischer</w:t>
       </w:r>
       <w:r>
         <w:t xml:space="preserve"> </w:t>
@@ -468,7 +468,7 @@
         <w:t xml:space="preserve"> </w:t>
       </w:r>
       <w:r>
-        <w:t xml:space="preserve">i Českého krasu</w:t>
+        <w:t xml:space="preserve">a Českého krasu</w:t>
       </w:r>
       <w:r>
         <w:t xml:space="preserve"> </w:t>
@@ -477,10 +477,7 @@
         <w:t xml:space="preserve">(V KOŠTÍŘ 2024)</w:t>
       </w:r>
       <w:r>
-        <w:t xml:space="preserve"> </w:t>
-      </w:r>
-      <w:r>
-        <w:t xml:space="preserve">a nalezen i na Šumavě</w:t>
+        <w:t xml:space="preserve">. Nalezen byl i na Šumavě v nadmořské výšce 800 m. n. m.</w:t>
       </w:r>
       <w:r>
         <w:t xml:space="preserve"> </w:t>
@@ -552,17 +549,108 @@
       </w:r>
     </w:p>
     <w:bookmarkEnd w:id="23"/>
-    <w:bookmarkStart w:id="40" w:name="literatura"/>
+    <w:bookmarkStart w:id="24" w:name="přílohy"/>
     <w:p>
       <w:pPr>
         <w:pStyle w:val="Heading1"/>
       </w:pPr>
       <w:r>
+        <w:t xml:space="preserve">Přílohy</w:t>
+      </w:r>
+    </w:p>
+    <w:p>
+      <w:pPr>
+        <w:pStyle w:val="FirstParagraph"/>
+      </w:pPr>
+      <w:r>
+        <w:t xml:space="preserve">Obr. 1. Území bývalé Horšovské obory. Foto: J. Gaigr</w:t>
+      </w:r>
+      <w:r>
+        <w:t xml:space="preserve"> </w:t>
+      </w:r>
+      <w:r>
+        <w:t xml:space="preserve">Fig. 1.</w:t>
+      </w:r>
+    </w:p>
+    <w:p>
+      <w:pPr>
+        <w:pStyle w:val="BodyText"/>
+      </w:pPr>
+      <w:r>
+        <w:t xml:space="preserve">Obr. 2.</w:t>
+      </w:r>
+      <w:r>
+        <w:t xml:space="preserve"> </w:t>
+      </w:r>
+      <w:r>
+        <w:rPr>
+          <w:i/>
+          <w:iCs/>
+        </w:rPr>
+        <w:t xml:space="preserve">Euoniticellus fulvus</w:t>
+      </w:r>
+      <w:r>
+        <w:t xml:space="preserve"> </w:t>
+      </w:r>
+      <w:r>
+        <w:t xml:space="preserve">Goeze, 1777 z lokality Horšov. Foto: J. Gaigr</w:t>
+      </w:r>
+      <w:r>
+        <w:t xml:space="preserve"> </w:t>
+      </w:r>
+      <w:r>
+        <w:t xml:space="preserve">Fig. 2.</w:t>
+      </w:r>
+    </w:p>
+    <w:p>
+      <w:pPr>
+        <w:pStyle w:val="BodyText"/>
+      </w:pPr>
+      <w:r>
+        <w:t xml:space="preserve">Obr. 3. Rozříření</w:t>
+      </w:r>
+      <w:r>
+        <w:t xml:space="preserve"> </w:t>
+      </w:r>
+      <w:r>
+        <w:rPr>
+          <w:i/>
+          <w:iCs/>
+        </w:rPr>
+        <w:t xml:space="preserve">Euoniticellus fulvus</w:t>
+      </w:r>
+      <w:r>
+        <w:t xml:space="preserve"> </w:t>
+      </w:r>
+      <w:r>
+        <w:t xml:space="preserve">Goeze, 1777 v Česku; Publikované údaje podle</w:t>
+      </w:r>
+      <w:r>
+        <w:br/>
+      </w:r>
+      <w:r>
+        <w:t xml:space="preserve">Fig. 3.</w:t>
+      </w:r>
+    </w:p>
+    <w:p>
+      <w:r>
+        <w:pict>
+          <v:rect style="width:0;height:1.5pt" o:hralign="center" o:hrstd="t" o:hr="t"/>
+        </w:pict>
+      </w:r>
+    </w:p>
+    <w:bookmarkEnd w:id="24"/>
+    <w:bookmarkStart w:id="41" w:name="literatura"/>
+    <w:p>
+      <w:pPr>
+        <w:pStyle w:val="Heading1"/>
+      </w:pPr>
+      <w:r>
         <w:t xml:space="preserve">Literatura</w:t>
       </w:r>
     </w:p>
-    <w:bookmarkStart w:id="39" w:name="refs"/>
-    <w:bookmarkStart w:id="24" w:name="ref-ambrozova2021"/>
+    <w:bookmarkStart w:id="40" w:name="refs"/>
+    <w:bookmarkStart w:id="25" w:name="ref-ambrozova2021"/>
     <w:p>
       <w:pPr>
         <w:pStyle w:val="Bibliography"/>
@@ -571,8 +659,8 @@
         <w:t xml:space="preserve">AMBROŽOVÁ L., SLÁDEČEK F.X., ROUČKOVÁ R., DVOŘÁK V., &amp; ČÍŽEK L. 2021: Výsledky faunistického průzkumu koprofágních brouků (Coleoptera: Geotrupidae, Scarabeaidae) na vybraných lokalitách na území Národního parku Šumava v roce 2020. Silva Gabreta 27: 121–132.</w:t>
       </w:r>
     </w:p>
-    <w:bookmarkEnd w:id="24"/>
-    <w:bookmarkStart w:id="25" w:name="ref-hejda2017"/>
+    <w:bookmarkEnd w:id="25"/>
+    <w:bookmarkStart w:id="26" w:name="ref-hejda2017"/>
     <w:p>
       <w:pPr>
         <w:pStyle w:val="Bibliography"/>
@@ -581,8 +669,8 @@
         <w:t xml:space="preserve">HEJDA R., FARKAČ J., &amp; CHOBOT K. 2017: Červený seznam ohrožených druhů České Republiky: Bezobratlí: Red List of Threatened Species of Czech Republic: Invertebrates. Příroda: 1–611.</w:t>
       </w:r>
     </w:p>
-    <w:bookmarkEnd w:id="25"/>
-    <w:bookmarkStart w:id="26" w:name="ref-chybik2005"/>
+    <w:bookmarkEnd w:id="26"/>
+    <w:bookmarkStart w:id="27" w:name="ref-chybik2005"/>
     <w:p>
       <w:pPr>
         <w:pStyle w:val="Bibliography"/>
@@ -591,8 +679,8 @@
         <w:t xml:space="preserve">CHYBÍK J. 2005: Listorohý brouk r. Euoniticellus v Novém Dvoře u Lednice. Živa 53: 73–74.</w:t>
       </w:r>
     </w:p>
-    <w:bookmarkEnd w:id="26"/>
-    <w:bookmarkStart w:id="28" w:name="ref-iNaturalist2025"/>
+    <w:bookmarkEnd w:id="27"/>
+    <w:bookmarkStart w:id="29" w:name="ref-iNaturalist2025"/>
     <w:p>
       <w:pPr>
         <w:pStyle w:val="Bibliography"/>
@@ -603,7 +691,7 @@
       <w:r>
         <w:t xml:space="preserve"> </w:t>
       </w:r>
-      <w:hyperlink r:id="rId27">
+      <w:hyperlink r:id="rId28">
         <w:r>
           <w:rPr>
             <w:rStyle w:val="Hyperlink"/>
@@ -612,8 +700,8 @@
         </w:r>
       </w:hyperlink>
     </w:p>
-    <w:bookmarkEnd w:id="28"/>
-    <w:bookmarkStart w:id="29" w:name="ref-jurena2008"/>
+    <w:bookmarkEnd w:id="29"/>
+    <w:bookmarkStart w:id="30" w:name="ref-jurena2008"/>
     <w:p>
       <w:pPr>
         <w:pStyle w:val="Bibliography"/>
@@ -622,8 +710,8 @@
         <w:t xml:space="preserve">JUŘENA D., TÝR V., &amp; BEZDĚK A. 2008: Příspěvek k faunistickému výzkumu listorohých brouků (Coleoptera: Scarabaeoidea) na území České republiky a Slovenska [Contribution to the faunistic research on Scarabaeoidea (Coleoptera) in the Czech Republic and Slovakia]. Klapalekiana 44: 17–176.</w:t>
       </w:r>
     </w:p>
-    <w:bookmarkEnd w:id="29"/>
-    <w:bookmarkStart w:id="30" w:name="ref-kostir2024"/>
+    <w:bookmarkEnd w:id="30"/>
+    <w:bookmarkStart w:id="31" w:name="ref-kostir2024"/>
     <w:p>
       <w:pPr>
         <w:pStyle w:val="Bibliography"/>
@@ -632,8 +720,8 @@
         <w:t xml:space="preserve">KOŠTÍŘ V. 2024: Ekologická diferenciace koprofágních brouků (Coleoptera) podél gradientu prostředí.</w:t>
       </w:r>
     </w:p>
-    <w:bookmarkEnd w:id="30"/>
-    <w:bookmarkStart w:id="31" w:name="ref-mertlik2019"/>
+    <w:bookmarkEnd w:id="31"/>
+    <w:bookmarkStart w:id="32" w:name="ref-mertlik2019"/>
     <w:p>
       <w:pPr>
         <w:pStyle w:val="Bibliography"/>
@@ -642,8 +730,8 @@
         <w:t xml:space="preserve">MERTLIK J. 2019: Expanzivní druhy čeledí Geotrupidae a Scarabaeidae (Coleoptera) na území východních Čech.[Expansive species of Geotrupidae and Scarabaeidae (Coleoptera) from eastern Bohemia]. Elateridarium 13: 35–48.</w:t>
       </w:r>
     </w:p>
-    <w:bookmarkEnd w:id="31"/>
-    <w:bookmarkStart w:id="32" w:name="ref-mertlik2020"/>
+    <w:bookmarkEnd w:id="32"/>
+    <w:bookmarkStart w:id="33" w:name="ref-mertlik2020"/>
     <w:p>
       <w:pPr>
         <w:pStyle w:val="Bibliography"/>
@@ -652,8 +740,8 @@
         <w:t xml:space="preserve">MERTLIK J. 2020: Výsledky faunistického mapování druhů čeledí Geotrupidae, Scarabaeidae a Trogidae (Coleoptera) ve východních Čechách.[Results of the faunistic research of Geotrupidae, Scarabaeidae and Trogidae (Coleoptera) in eastern Bohemia (Czechia)]. Elateridarium 14: 15–147.</w:t>
       </w:r>
     </w:p>
-    <w:bookmarkEnd w:id="32"/>
-    <w:bookmarkStart w:id="33" w:name="ref-perinkova2010"/>
+    <w:bookmarkEnd w:id="33"/>
+    <w:bookmarkStart w:id="34" w:name="ref-perinkova2010"/>
     <w:p>
       <w:pPr>
         <w:pStyle w:val="Bibliography"/>
@@ -662,8 +750,8 @@
         <w:t xml:space="preserve">PEŘINKOVÁ P. &amp; FISCHER O.A. 2010: Euoniticellus fulvus (Goeze, 1777)(Coleoptera: Scarabaeidae) in south-western Moravia (Czech Republic). Acta Musei Moraviae, Scientiae biologicae (Brno) 95: 25–28.</w:t>
       </w:r>
     </w:p>
-    <w:bookmarkEnd w:id="33"/>
-    <w:bookmarkStart w:id="35" w:name="ref-gbif2023"/>
+    <w:bookmarkEnd w:id="34"/>
+    <w:bookmarkStart w:id="36" w:name="ref-gbif2023"/>
     <w:p>
       <w:pPr>
         <w:pStyle w:val="Bibliography"/>
@@ -674,7 +762,7 @@
       <w:r>
         <w:t xml:space="preserve"> </w:t>
       </w:r>
-      <w:hyperlink r:id="rId34">
+      <w:hyperlink r:id="rId35">
         <w:r>
           <w:rPr>
             <w:rStyle w:val="Hyperlink"/>
@@ -683,8 +771,8 @@
         </w:r>
       </w:hyperlink>
     </w:p>
-    <w:bookmarkEnd w:id="35"/>
-    <w:bookmarkStart w:id="36" w:name="ref-sommer2024"/>
+    <w:bookmarkEnd w:id="36"/>
+    <w:bookmarkStart w:id="37" w:name="ref-sommer2024"/>
     <w:p>
       <w:pPr>
         <w:pStyle w:val="Bibliography"/>
@@ -693,8 +781,8 @@
         <w:t xml:space="preserve">SOMMER D., AMBROŽOVÁ L., &amp; HRZOVÁ L. 2024: Koprofágní brouci čeledí Geotrupidae a Scarabaeidae (Coleoptera) vybraných pasených lokalit na území hlavního města Prahy s historickým přehledem [Coprophagous Beetles of the families Geotrupidae and Scarabaeidae (Coleoptera) of selected grazed localities].</w:t>
       </w:r>
     </w:p>
-    <w:bookmarkEnd w:id="36"/>
-    <w:bookmarkStart w:id="37" w:name="ref-tesar1957"/>
+    <w:bookmarkEnd w:id="37"/>
+    <w:bookmarkStart w:id="38" w:name="ref-tesar1957"/>
     <w:p>
       <w:pPr>
         <w:pStyle w:val="Bibliography"/>
@@ -703,8 +791,8 @@
         <w:t xml:space="preserve">TESAŘ Z. 1957: Brouci listorozí, Lamellicornia. Díl II. Scarabaeidae–vrubounovití, Laparosticti. Fauna ČSR 11. NČSAV, Praha 326</w:t>
       </w:r>
     </w:p>
-    <w:bookmarkEnd w:id="37"/>
-    <w:bookmarkStart w:id="38" w:name="ref-tyr2021soupis"/>
+    <w:bookmarkEnd w:id="38"/>
+    <w:bookmarkStart w:id="39" w:name="ref-tyr2021soupis"/>
     <w:p>
       <w:pPr>
         <w:pStyle w:val="Bibliography"/>
@@ -713,9 +801,9 @@
         <w:t xml:space="preserve">TÝR V. 2021: Soupis nálezů vrubounovitých brouků (Coleoptera: Scarabaeoidea) ze západních Čech. Inventory of lamellicorn beetles (Coleoptera: Scarabaeoidea) from western Bohemia). Západočeské entomologické listy Supplementum 2: 1–85.</w:t>
       </w:r>
     </w:p>
-    <w:bookmarkEnd w:id="38"/>
     <w:bookmarkEnd w:id="39"/>
     <w:bookmarkEnd w:id="40"/>
+    <w:bookmarkEnd w:id="41"/>
     <w:sectPr/>
   </w:body>
 </w:document>

--- a/Text/Euoniticellus_fulvus_text.docx
+++ b/Text/Euoniticellus_fulvus_text.docx
@@ -182,7 +182,7 @@
         <w:t xml:space="preserve"> </w:t>
       </w:r>
       <w:r>
-        <w:t xml:space="preserve">Goeze, 1777 is recorded after 57 years from western Bohemia from Horšovský Týn: CZ – Bohemia occ., Horšov, 5 km jižně (6443c), 49°32’32.043”N, 12°54’38.946”E, alluvium of the Plešský stream, PP (Nature Monument) Veský Mlýn, 380 m a.s.l., 8.VII.2025, 1 spec., J. Gaigr leg., det. et coll. The examined specimen was collected in horse dung, on a dirt road.</w:t>
+        <w:t xml:space="preserve">Goeze, 1777 is recorded after 57 years from western Bohemia from Horšovský Týn: CZ – Bohemia occ., Horšov (6443c), 49°32’32.813”N, 12°54’37.864”E, 380 m a.s.l., 8.VII.2025, 1 spec., J. Gaigr leg., det. et coll. The examined specimen was collected in horse dung, on a dirt road.</w:t>
       </w:r>
     </w:p>
     <w:p>
@@ -213,7 +213,7 @@
         <w:t xml:space="preserve">Euoniticellus fulvus</w:t>
       </w:r>
       <w:r>
-        <w:t xml:space="preserve">, faunistic record, Czech Republic, western Bohemia</w:t>
+        <w:t xml:space="preserve">, faunistic record, Czechia, western Bohemia</w:t>
       </w:r>
     </w:p>
     <w:p>
@@ -237,6 +237,74 @@
       <w:pPr>
         <w:pStyle w:val="FirstParagraph"/>
       </w:pPr>
+      <w:r>
+        <w:rPr>
+          <w:b/>
+          <w:bCs/>
+          <w:i/>
+          <w:iCs/>
+        </w:rPr>
+        <w:t xml:space="preserve">Euoniticellus fulvus</w:t>
+      </w:r>
+      <w:r>
+        <w:t xml:space="preserve"> </w:t>
+      </w:r>
+      <w:r>
+        <w:t xml:space="preserve">Goeze, 1777. Bohemia occ., Horšov, 5 km jižně (6443c), 49°32’32.813”N, 12°54’37.864”E, koňský trus na cestě, Horšovská obora, 380 m n.m., 8.VII.2025, 1 ex., J. Gaigr leg. et det. et coll. Lokalita se nachází asi dva kilometry severozápadně od Horšovského Týna a jde o bývalou oboru o rozloze asi 400 hektarů pokrytou mozaikou trvalých lesních porostů, zemědělské půdy, rybníků a lesů (Obr. 1). Druh byl nalezen v koňském trusu, společně s</w:t>
+      </w:r>
+      <w:r>
+        <w:t xml:space="preserve"> </w:t>
+      </w:r>
+      <w:r>
+        <w:rPr>
+          <w:i/>
+          <w:iCs/>
+        </w:rPr>
+        <w:t xml:space="preserve">Aphodius (Colobopterus) erraticus</w:t>
+      </w:r>
+      <w:r>
+        <w:t xml:space="preserve"> </w:t>
+      </w:r>
+      <w:r>
+        <w:t xml:space="preserve">(Linnaeus, 1758),</w:t>
+      </w:r>
+      <w:r>
+        <w:t xml:space="preserve"> </w:t>
+      </w:r>
+      <w:r>
+        <w:rPr>
+          <w:i/>
+          <w:iCs/>
+        </w:rPr>
+        <w:t xml:space="preserve">Aphodius (Eupleurus) subterraneus</w:t>
+      </w:r>
+      <w:r>
+        <w:t xml:space="preserve"> </w:t>
+      </w:r>
+      <w:r>
+        <w:t xml:space="preserve">(Linnaeus, 1758) a</w:t>
+      </w:r>
+      <w:r>
+        <w:t xml:space="preserve"> </w:t>
+      </w:r>
+      <w:r>
+        <w:rPr>
+          <w:i/>
+          <w:iCs/>
+        </w:rPr>
+        <w:t xml:space="preserve">Onthophagus coenobita</w:t>
+      </w:r>
+      <w:r>
+        <w:t xml:space="preserve">, při náhodném sběru na cestě v lipové aleji. Okolí šotolinové cesty na lokalitě tvoří trvalý travní porost a zemědělská půda. Nejbližší aktivně využívaná koňská pastvina se nachází přibližně 500 m od místa nálezu.</w:t>
+      </w:r>
+    </w:p>
+    <w:p>
+      <w:pPr>
+        <w:pStyle w:val="BodyText"/>
+      </w:pPr>
+      <w:r>
+        <w:t xml:space="preserve">Skvrnař žlutý (</w:t>
+      </w:r>
       <w:r>
         <w:rPr>
           <w:i/>
@@ -245,10 +313,7 @@
         <w:t xml:space="preserve">Euoniticellus fulvus</w:t>
       </w:r>
       <w:r>
-        <w:t xml:space="preserve"> </w:t>
-      </w:r>
-      <w:r>
-        <w:t xml:space="preserve">Goeze, 1777. Bohemia occ., Horšov, 5 km jižně (6443), 49°32’32.043”N, 12°54’38.946”E, koňský trus na cestě, Horšovská obora, 380 m n.m., 8.VII.2025, 1 ex., J. Gaigr leg. et det. et coll. Lokalita se nachází asi dva kilometry severozápadně od Horšovského Týna a jde o bývalou oboru o rozloze asi 400 hektarů pokrytou mozaikou trvalých lesních porostů, zemědělské půdy, rybníků a lesů (Obr. 1). Druh byl nalezen v koňském trusu, společně s</w:t>
+        <w:t xml:space="preserve">) (Goeze, 1777) je drobný zástupce vrubounovitých brouků (Scarabaeidae), podčeledi Scarabaeinae, tribu Oniticellini. Dospělci měří 8–11 mm, tělo je štíhlé, mírně klenuté, se světle žlutohnědými až plavými krovkami a tmavší hlavou a štítem (Obr. 2). Na povrchu krovek je jemná, podélná rýhovitost, typická pro rod</w:t>
       </w:r>
       <w:r>
         <w:t xml:space="preserve"> </w:t>
@@ -258,13 +323,10 @@
           <w:i/>
           <w:iCs/>
         </w:rPr>
-        <w:t xml:space="preserve">Aphodius (Colobopterus) erraticus</w:t>
-      </w:r>
-      <w:r>
-        <w:t xml:space="preserve"> </w:t>
-      </w:r>
-      <w:r>
-        <w:t xml:space="preserve">(Linnaeus, 1758),</w:t>
+        <w:t xml:space="preserve">Euoniticellus</w:t>
+      </w:r>
+      <w:r>
+        <w:t xml:space="preserve">. Samci mají na hlavě nízký štítkovitý výběžek. Nomenklatoricky byl druh původně popsán Goezem v roce 1777. V minulosti býval řazen také do rodů</w:t>
       </w:r>
       <w:r>
         <w:t xml:space="preserve"> </w:t>
@@ -274,13 +336,13 @@
           <w:i/>
           <w:iCs/>
         </w:rPr>
-        <w:t xml:space="preserve">Aphodius (Eupleurus) subterraneus</w:t>
-      </w:r>
-      <w:r>
-        <w:t xml:space="preserve"> </w:t>
-      </w:r>
-      <w:r>
-        <w:t xml:space="preserve">(Linnaeus, 1758) a</w:t>
+        <w:t xml:space="preserve">Oniticellus</w:t>
+      </w:r>
+      <w:r>
+        <w:t xml:space="preserve"> </w:t>
+      </w:r>
+      <w:r>
+        <w:t xml:space="preserve">nebo</w:t>
       </w:r>
       <w:r>
         <w:t xml:space="preserve"> </w:t>
@@ -290,10 +352,29 @@
           <w:i/>
           <w:iCs/>
         </w:rPr>
-        <w:t xml:space="preserve">Onthophagus coenobita</w:t>
-      </w:r>
-      <w:r>
-        <w:t xml:space="preserve">, při náhodném sběru na cestě v lipové aleji. Okolí šotolinové cesty na lokalitě tvoří trvalý travní porost a zemědělská půda. Nejbližší aktivně využívaná koňská pastvina se nachází přibližně 500 m od místa nálezu.</w:t>
+        <w:t xml:space="preserve">Copris</w:t>
+      </w:r>
+      <w:r>
+        <w:t xml:space="preserve">, současné taxonomické pojetí stabilně užívá rod</w:t>
+      </w:r>
+      <w:r>
+        <w:t xml:space="preserve"> </w:t>
+      </w:r>
+      <w:r>
+        <w:rPr>
+          <w:i/>
+          <w:iCs/>
+        </w:rPr>
+        <w:t xml:space="preserve">Euoniticellus</w:t>
+      </w:r>
+      <w:r>
+        <w:t xml:space="preserve"> </w:t>
+      </w:r>
+      <w:r>
+        <w:t xml:space="preserve">(G Secretariat 2023)</w:t>
+      </w:r>
+      <w:r>
+        <w:t xml:space="preserve">. Areál rozšíření zahrnuje velkou část Palearktu od jižní Evropy po Střední Asii, zasahuje do severní Afriky a na Blízký východ. Druh byl cíleně zavlečen a etablován také mimo původní areál v Austrálii, kde byl úspěšně introdukován v rámci biologického programu pro rozklad trusu hospodářských zvířat.</w:t>
       </w:r>
     </w:p>
     <w:p>
@@ -301,7 +382,207 @@
         <w:pStyle w:val="BodyText"/>
       </w:pPr>
       <w:r>
-        <w:t xml:space="preserve">Skvrnař žlutý (</w:t>
+        <w:t xml:space="preserve">V Česku je vázán na teplé otevřené pastviny, kde se vyvíjí v trusu velkých savců, převážně koní a skotu. Tesař</w:t>
+      </w:r>
+      <w:r>
+        <w:t xml:space="preserve"> </w:t>
+      </w:r>
+      <w:r>
+        <w:t xml:space="preserve">(Z Tesař 1957)</w:t>
+      </w:r>
+      <w:r>
+        <w:t xml:space="preserve"> </w:t>
+      </w:r>
+      <w:r>
+        <w:t xml:space="preserve">druh v Čechách uvádí z okolí Prahy a Radotína, na Moravě z Čejče a dalších lokalit. V posledním Červeném seznamu hodnocen jako zranitelný</w:t>
+      </w:r>
+      <w:r>
+        <w:t xml:space="preserve"> </w:t>
+      </w:r>
+      <w:r>
+        <w:t xml:space="preserve">(R Hejda et al. 2017)</w:t>
+      </w:r>
+      <w:r>
+        <w:t xml:space="preserve">. Na přelomu tisíciletí byl známý výskyt pouze na jižní Moravě</w:t>
+      </w:r>
+      <w:r>
+        <w:t xml:space="preserve"> </w:t>
+      </w:r>
+      <w:r>
+        <w:t xml:space="preserve">(J Chybík 2005)</w:t>
+      </w:r>
+      <w:r>
+        <w:t xml:space="preserve">. V Čechách byl druh považován za vymizelý</w:t>
+      </w:r>
+      <w:r>
+        <w:t xml:space="preserve"> </w:t>
+      </w:r>
+      <w:r>
+        <w:t xml:space="preserve">(D Juřena et al. 2008)</w:t>
+      </w:r>
+      <w:r>
+        <w:t xml:space="preserve">. V posledních dvou desetiletích však druh zjevně expanduje (Obr. 3). Peřinková a Fischer</w:t>
+      </w:r>
+      <w:r>
+        <w:t xml:space="preserve"> </w:t>
+      </w:r>
+      <w:r>
+        <w:t xml:space="preserve">(P Peřinková &amp; OA Fischer 2010)</w:t>
+      </w:r>
+      <w:r>
+        <w:t xml:space="preserve"> </w:t>
+      </w:r>
+      <w:r>
+        <w:t xml:space="preserve">popisují šířní druhu do středních poloh na jihozápadní Moravě.</w:t>
+      </w:r>
+      <w:r>
+        <w:t xml:space="preserve"> </w:t>
+      </w:r>
+      <w:r>
+        <w:rPr>
+          <w:i/>
+          <w:iCs/>
+        </w:rPr>
+        <w:t xml:space="preserve">E. fulvus</w:t>
+      </w:r>
+      <w:r>
+        <w:t xml:space="preserve"> </w:t>
+      </w:r>
+      <w:r>
+        <w:t xml:space="preserve">se již rozšířil v nižších polohách východních Čech</w:t>
+      </w:r>
+      <w:r>
+        <w:t xml:space="preserve"> </w:t>
+      </w:r>
+      <w:r>
+        <w:t xml:space="preserve">(J Mertlik 2019, 2020)</w:t>
+      </w:r>
+      <w:r>
+        <w:t xml:space="preserve">, byl opět potvrzen na území Prahy</w:t>
+      </w:r>
+      <w:r>
+        <w:t xml:space="preserve"> </w:t>
+      </w:r>
+      <w:r>
+        <w:t xml:space="preserve">(D Sommer et al. 2024)</w:t>
+      </w:r>
+      <w:r>
+        <w:t xml:space="preserve"> </w:t>
+      </w:r>
+      <w:r>
+        <w:t xml:space="preserve">a Českého krasu</w:t>
+      </w:r>
+      <w:r>
+        <w:t xml:space="preserve"> </w:t>
+      </w:r>
+      <w:r>
+        <w:t xml:space="preserve">(V Koštíř 2024)</w:t>
+      </w:r>
+      <w:r>
+        <w:t xml:space="preserve">. Nalezen byl i na Šumavě v nadmořské výšce 800 m. n. m.</w:t>
+      </w:r>
+      <w:r>
+        <w:t xml:space="preserve"> </w:t>
+      </w:r>
+      <w:r>
+        <w:t xml:space="preserve">(L Ambrožová et al. 2021)</w:t>
+      </w:r>
+      <w:r>
+        <w:t xml:space="preserve">. Historické údaje z území západních Čech byly publikovány z Františkových Lázní, Stříbra a Horažďovic</w:t>
+      </w:r>
+      <w:r>
+        <w:t xml:space="preserve"> </w:t>
+      </w:r>
+      <w:r>
+        <w:t xml:space="preserve">(D Juřena et al. 2008)</w:t>
+      </w:r>
+      <w:r>
+        <w:t xml:space="preserve">. Z území Plzeňského a Karlovarského kraje nebyl výskyt druhu v posledních desetiletích publikován</w:t>
+      </w:r>
+      <w:r>
+        <w:t xml:space="preserve"> </w:t>
+      </w:r>
+      <w:r>
+        <w:t xml:space="preserve">(V Týr 2021)</w:t>
+      </w:r>
+      <w:r>
+        <w:t xml:space="preserve">. Podobný trend šíření byl zaznamenán i v sousedním Německu</w:t>
+      </w:r>
+      <w:r>
+        <w:t xml:space="preserve"> </w:t>
+      </w:r>
+      <w:r>
+        <w:t xml:space="preserve">(iNaturalist contributors 2025)</w:t>
+      </w:r>
+      <w:r>
+        <w:t xml:space="preserve">. Výše uvedený nález představuje první publikovaný doklad výskytu druhu na území Plzeňského a Karlovarského kraje po 56 letech.</w:t>
+      </w:r>
+    </w:p>
+    <w:p>
+      <w:r>
+        <w:pict>
+          <v:rect style="width:0;height:1.5pt" o:hralign="center" o:hrstd="t" o:hr="t"/>
+        </w:pict>
+      </w:r>
+    </w:p>
+    <w:bookmarkEnd w:id="22"/>
+    <w:bookmarkStart w:id="23" w:name="poděkování"/>
+    <w:p>
+      <w:pPr>
+        <w:pStyle w:val="Heading1"/>
+      </w:pPr>
+      <w:r>
+        <w:t xml:space="preserve">Poděkování</w:t>
+      </w:r>
+    </w:p>
+    <w:p>
+      <w:pPr>
+        <w:pStyle w:val="FirstParagraph"/>
+      </w:pPr>
+      <w:r>
+        <w:t xml:space="preserve">Děkuji K. Chobotovi (AOPK ČR, Praha) za revizi determinace ostatních druhů ve sběru.</w:t>
+      </w:r>
+    </w:p>
+    <w:p>
+      <w:r>
+        <w:pict>
+          <v:rect style="width:0;height:1.5pt" o:hralign="center" o:hrstd="t" o:hr="t"/>
+        </w:pict>
+      </w:r>
+    </w:p>
+    <w:bookmarkEnd w:id="23"/>
+    <w:bookmarkStart w:id="24" w:name="přílohy"/>
+    <w:p>
+      <w:pPr>
+        <w:pStyle w:val="Heading1"/>
+      </w:pPr>
+      <w:r>
+        <w:t xml:space="preserve">Přílohy</w:t>
+      </w:r>
+    </w:p>
+    <w:p>
+      <w:pPr>
+        <w:pStyle w:val="FirstParagraph"/>
+      </w:pPr>
+      <w:r>
+        <w:t xml:space="preserve">Obr. 1. Bývalá Horšovská obora. Foto: J. Gaigr</w:t>
+      </w:r>
+      <w:r>
+        <w:br/>
+      </w:r>
+      <w:r>
+        <w:t xml:space="preserve">Fig. 1. Former Horšov game reserve. Foto: J. Gaigr</w:t>
+      </w:r>
+    </w:p>
+    <w:p>
+      <w:pPr>
+        <w:pStyle w:val="BodyText"/>
+      </w:pPr>
+      <w:r>
+        <w:t xml:space="preserve">Obr. 2.</w:t>
+      </w:r>
+      <w:r>
+        <w:t xml:space="preserve"> </w:t>
       </w:r>
       <w:r>
         <w:rPr>
@@ -311,273 +592,16 @@
         <w:t xml:space="preserve">Euoniticellus fulvus</w:t>
       </w:r>
       <w:r>
-        <w:t xml:space="preserve">) (Goeze, 1777) je drobný zástupce vrubounovitých brouků (Scarabaeidae), podčeledi Scarabaeinae, tribu Oniticellini. Dospělci měří 8–11 mm, tělo je štíhlé, mírně klenuté, se světle žlutohnědými až plavými krovkami a tmavší hlavou a štítem (Obr. 2). Na povrchu krovek je jemná, podélná rýhovitost, typická pro rod</w:t>
-      </w:r>
-      <w:r>
-        <w:t xml:space="preserve"> </w:t>
-      </w:r>
-      <w:r>
-        <w:rPr>
-          <w:i/>
-          <w:iCs/>
-        </w:rPr>
-        <w:t xml:space="preserve">Euoniticellus</w:t>
-      </w:r>
-      <w:r>
-        <w:t xml:space="preserve">. Samci mají na hlavě nízký štítkovitý výběžek. Nomenklatoricky byl druh původně popsán Goezem v roce 1777. V minulosti býval řazen také do rodů</w:t>
-      </w:r>
-      <w:r>
-        <w:t xml:space="preserve"> </w:t>
-      </w:r>
-      <w:r>
-        <w:rPr>
-          <w:i/>
-          <w:iCs/>
-        </w:rPr>
-        <w:t xml:space="preserve">Oniticellus</w:t>
-      </w:r>
-      <w:r>
-        <w:t xml:space="preserve"> </w:t>
-      </w:r>
-      <w:r>
-        <w:t xml:space="preserve">nebo</w:t>
-      </w:r>
-      <w:r>
-        <w:t xml:space="preserve"> </w:t>
-      </w:r>
-      <w:r>
-        <w:rPr>
-          <w:i/>
-          <w:iCs/>
-        </w:rPr>
-        <w:t xml:space="preserve">Copris</w:t>
-      </w:r>
-      <w:r>
-        <w:t xml:space="preserve">, současné taxonomické pojetí stabilně užívá rod</w:t>
-      </w:r>
-      <w:r>
-        <w:t xml:space="preserve"> </w:t>
-      </w:r>
-      <w:r>
-        <w:rPr>
-          <w:i/>
-          <w:iCs/>
-        </w:rPr>
-        <w:t xml:space="preserve">Euoniticellus</w:t>
-      </w:r>
-      <w:r>
-        <w:t xml:space="preserve"> </w:t>
-      </w:r>
-      <w:r>
-        <w:t xml:space="preserve">(G SECRETARIAT 2023)</w:t>
-      </w:r>
-      <w:r>
-        <w:t xml:space="preserve">. Areál rozšíření zahrnuje velkou část Palearktu od jižní Evropy po Střední Asii, zasahuje do severní Afriky a na Blízký východ. Druh byl cíleně zavlečen a etablován také mimo původní areál v Austrálii, kde byl úspěšně introdukován v rámci biologického programu pro rozklad trusu hospodářských zvířat.</w:t>
-      </w:r>
-    </w:p>
-    <w:p>
-      <w:pPr>
-        <w:pStyle w:val="BodyText"/>
-      </w:pPr>
-      <w:r>
-        <w:t xml:space="preserve">V Česku je vázán na teplé otevřené pastviny, kde se vyvíjí v trusu velkých savců, převážně koní a skotu. Tesař</w:t>
-      </w:r>
-      <w:r>
-        <w:t xml:space="preserve"> </w:t>
-      </w:r>
-      <w:r>
-        <w:t xml:space="preserve">(Z TESAŘ 1957)</w:t>
-      </w:r>
-      <w:r>
-        <w:t xml:space="preserve"> </w:t>
-      </w:r>
-      <w:r>
-        <w:t xml:space="preserve">druh v Čechách uvádí z okolí Prahy a Radotína, na Moravě z Čejče a dalších lokalit. V posledním Červeném seznamu hodnocen jako zranitelný</w:t>
-      </w:r>
-      <w:r>
-        <w:t xml:space="preserve"> </w:t>
-      </w:r>
-      <w:r>
-        <w:t xml:space="preserve">(R HEJDA et al. 2017)</w:t>
-      </w:r>
-      <w:r>
-        <w:t xml:space="preserve">. Na přelomu tisíciletí byl známý výskyt pouze na jižní Moravě</w:t>
-      </w:r>
-      <w:r>
-        <w:t xml:space="preserve"> </w:t>
-      </w:r>
-      <w:r>
-        <w:t xml:space="preserve">(J CHYBÍK 2005)</w:t>
-      </w:r>
-      <w:r>
-        <w:t xml:space="preserve">. V Čechách byl druh považován za vymizelý</w:t>
-      </w:r>
-      <w:r>
-        <w:t xml:space="preserve"> </w:t>
-      </w:r>
-      <w:r>
-        <w:t xml:space="preserve">(D JUŘENA et al. 2008)</w:t>
-      </w:r>
-      <w:r>
-        <w:t xml:space="preserve">. V posledních dvou desetiletích však druh zjevně expanduje (Obr. 3). Peřinková a Fischer</w:t>
-      </w:r>
-      <w:r>
-        <w:t xml:space="preserve"> </w:t>
-      </w:r>
-      <w:r>
-        <w:t xml:space="preserve">(P PEŘINKOVÁ &amp; OA FISCHER 2010)</w:t>
-      </w:r>
-      <w:r>
-        <w:t xml:space="preserve"> </w:t>
-      </w:r>
-      <w:r>
-        <w:t xml:space="preserve">popisují šířní druhu do středních poloh na jihozápadní Moravě.</w:t>
-      </w:r>
-      <w:r>
-        <w:t xml:space="preserve"> </w:t>
-      </w:r>
-      <w:r>
-        <w:rPr>
-          <w:i/>
-          <w:iCs/>
-        </w:rPr>
-        <w:t xml:space="preserve">E. fulvus</w:t>
-      </w:r>
-      <w:r>
-        <w:t xml:space="preserve"> </w:t>
-      </w:r>
-      <w:r>
-        <w:t xml:space="preserve">se již rozšířil v nižších polohách východních Čech</w:t>
-      </w:r>
-      <w:r>
-        <w:t xml:space="preserve"> </w:t>
-      </w:r>
-      <w:r>
-        <w:t xml:space="preserve">(J MERTLIK 2019, 2020)</w:t>
-      </w:r>
-      <w:r>
-        <w:t xml:space="preserve">, byl opět potvrzen na území Prahy</w:t>
-      </w:r>
-      <w:r>
-        <w:t xml:space="preserve"> </w:t>
-      </w:r>
-      <w:r>
-        <w:t xml:space="preserve">(D SOMMER et al. 2024)</w:t>
-      </w:r>
-      <w:r>
-        <w:t xml:space="preserve"> </w:t>
-      </w:r>
-      <w:r>
-        <w:t xml:space="preserve">a Českého krasu</w:t>
-      </w:r>
-      <w:r>
-        <w:t xml:space="preserve"> </w:t>
-      </w:r>
-      <w:r>
-        <w:t xml:space="preserve">(V KOŠTÍŘ 2024)</w:t>
-      </w:r>
-      <w:r>
-        <w:t xml:space="preserve">. Nalezen byl i na Šumavě v nadmořské výšce 800 m. n. m.</w:t>
-      </w:r>
-      <w:r>
-        <w:t xml:space="preserve"> </w:t>
-      </w:r>
-      <w:r>
-        <w:t xml:space="preserve">(L AMBROŽOVÁ et al. 2021)</w:t>
-      </w:r>
-      <w:r>
-        <w:t xml:space="preserve">. Historické údaje z území západních Čech byly publikovány z Františkových Lázní, Stříbra a Horažďovic</w:t>
-      </w:r>
-      <w:r>
-        <w:t xml:space="preserve"> </w:t>
-      </w:r>
-      <w:r>
-        <w:t xml:space="preserve">(D JUŘENA et al. 2008)</w:t>
-      </w:r>
-      <w:r>
-        <w:t xml:space="preserve">. Z území Plzeňského a Karlovarského kraje nebyl výskyt druhu v posledních desetiletích publikován</w:t>
-      </w:r>
-      <w:r>
-        <w:t xml:space="preserve"> </w:t>
-      </w:r>
-      <w:r>
-        <w:t xml:space="preserve">(V TÝR 2021)</w:t>
-      </w:r>
-      <w:r>
-        <w:t xml:space="preserve">. Podobný trend šíření byl zaznamenán i v sousedním Německu</w:t>
-      </w:r>
-      <w:r>
-        <w:t xml:space="preserve"> </w:t>
-      </w:r>
-      <w:r>
-        <w:t xml:space="preserve">(INATURALIST CONTRIBUTORS 2025)</w:t>
-      </w:r>
-      <w:r>
-        <w:t xml:space="preserve">. Výše uvedený nález představuje první publikovaný doklad výskytu druhu na území Plzeňského a Karlovarského kraje po 56 letech.</w:t>
-      </w:r>
-    </w:p>
-    <w:p>
-      <w:r>
-        <w:pict>
-          <v:rect style="width:0;height:1.5pt" o:hralign="center" o:hrstd="t" o:hr="t"/>
-        </w:pict>
-      </w:r>
-    </w:p>
-    <w:bookmarkEnd w:id="22"/>
-    <w:bookmarkStart w:id="23" w:name="poděkování"/>
-    <w:p>
-      <w:pPr>
-        <w:pStyle w:val="Heading1"/>
-      </w:pPr>
-      <w:r>
-        <w:t xml:space="preserve">Poděkování</w:t>
-      </w:r>
-    </w:p>
-    <w:p>
-      <w:pPr>
-        <w:pStyle w:val="FirstParagraph"/>
-      </w:pPr>
-      <w:r>
-        <w:t xml:space="preserve">Děkuji K. Chobotovi (AOPK ČR, Praha) za revizi determinace ostatních druhů ve sběru.</w:t>
-      </w:r>
-    </w:p>
-    <w:p>
-      <w:r>
-        <w:pict>
-          <v:rect style="width:0;height:1.5pt" o:hralign="center" o:hrstd="t" o:hr="t"/>
-        </w:pict>
-      </w:r>
-    </w:p>
-    <w:bookmarkEnd w:id="23"/>
-    <w:bookmarkStart w:id="24" w:name="přílohy"/>
-    <w:p>
-      <w:pPr>
-        <w:pStyle w:val="Heading1"/>
-      </w:pPr>
-      <w:r>
-        <w:t xml:space="preserve">Přílohy</w:t>
-      </w:r>
-    </w:p>
-    <w:p>
-      <w:pPr>
-        <w:pStyle w:val="FirstParagraph"/>
-      </w:pPr>
-      <w:r>
-        <w:t xml:space="preserve">Obr. 1. Území bývalé Horšovské obory. Foto: J. Gaigr</w:t>
-      </w:r>
-      <w:r>
-        <w:t xml:space="preserve"> </w:t>
-      </w:r>
-      <w:r>
-        <w:t xml:space="preserve">Fig. 1.</w:t>
-      </w:r>
-    </w:p>
-    <w:p>
-      <w:pPr>
-        <w:pStyle w:val="BodyText"/>
-      </w:pPr>
-      <w:r>
-        <w:t xml:space="preserve">Obr. 2.</w:t>
+        <w:t xml:space="preserve"> </w:t>
+      </w:r>
+      <w:r>
+        <w:t xml:space="preserve">Goeze, 1777 z lokality Horšovská obora. Foto: J. Gaigr</w:t>
+      </w:r>
+      <w:r>
+        <w:br/>
+      </w:r>
+      <w:r>
+        <w:t xml:space="preserve">Fig. 2.</w:t>
       </w:r>
       <w:r>
         <w:t xml:space="preserve"> </w:t>
@@ -593,13 +617,7 @@
         <w:t xml:space="preserve"> </w:t>
       </w:r>
       <w:r>
-        <w:t xml:space="preserve">Goeze, 1777 z lokality Horšov. Foto: J. Gaigr</w:t>
-      </w:r>
-      <w:r>
-        <w:t xml:space="preserve"> </w:t>
-      </w:r>
-      <w:r>
-        <w:t xml:space="preserve">Fig. 2.</w:t>
+        <w:t xml:space="preserve">Goeze, 1777 from the former Horšov game reserve site. Foto: J. Gaigr</w:t>
       </w:r>
     </w:p>
     <w:p>
@@ -623,13 +641,47 @@
         <w:t xml:space="preserve"> </w:t>
       </w:r>
       <w:r>
-        <w:t xml:space="preserve">Goeze, 1777 v Česku; Publikované údaje podle</w:t>
+        <w:t xml:space="preserve">Goeze, 1777 v Česku; šedé čtverce - nálezy před rokem 1975; tečky - nálezy od roku 1975; publikované údaje podle</w:t>
+      </w:r>
+      <w:r>
+        <w:t xml:space="preserve"> </w:t>
+      </w:r>
+      <w:r>
+        <w:t xml:space="preserve">A ČR (2025)</w:t>
+      </w:r>
+      <w:r>
+        <w:t xml:space="preserve">.</w:t>
       </w:r>
       <w:r>
         <w:br/>
       </w:r>
       <w:r>
-        <w:t xml:space="preserve">Fig. 3.</w:t>
+        <w:t xml:space="preserve">Fig. 3. Distribution of</w:t>
+      </w:r>
+      <w:r>
+        <w:t xml:space="preserve"> </w:t>
+      </w:r>
+      <w:r>
+        <w:rPr>
+          <w:i/>
+          <w:iCs/>
+        </w:rPr>
+        <w:t xml:space="preserve">Euoniticellus fulvus</w:t>
+      </w:r>
+      <w:r>
+        <w:t xml:space="preserve"> </w:t>
+      </w:r>
+      <w:r>
+        <w:t xml:space="preserve">Goeze, 1777 in Czechia; grey fields - occurrences before 1975; dots - occurrences from 1975; published records from</w:t>
+      </w:r>
+      <w:r>
+        <w:t xml:space="preserve"> </w:t>
+      </w:r>
+      <w:r>
+        <w:t xml:space="preserve">A ČR (2025)</w:t>
+      </w:r>
+      <w:r>
+        <w:t xml:space="preserve">.</w:t>
       </w:r>
     </w:p>
     <w:p>
@@ -640,7 +692,7 @@
       </w:r>
     </w:p>
     <w:bookmarkEnd w:id="24"/>
-    <w:bookmarkStart w:id="41" w:name="literatura"/>
+    <w:bookmarkStart w:id="42" w:name="literatura"/>
     <w:p>
       <w:pPr>
         <w:pStyle w:val="Heading1"/>
@@ -649,49 +701,59 @@
         <w:t xml:space="preserve">Literatura</w:t>
       </w:r>
     </w:p>
-    <w:bookmarkStart w:id="40" w:name="refs"/>
+    <w:bookmarkStart w:id="41" w:name="refs"/>
     <w:bookmarkStart w:id="25" w:name="ref-ambrozova2021"/>
     <w:p>
       <w:pPr>
         <w:pStyle w:val="Bibliography"/>
       </w:pPr>
       <w:r>
-        <w:t xml:space="preserve">AMBROŽOVÁ L., SLÁDEČEK F.X., ROUČKOVÁ R., DVOŘÁK V., &amp; ČÍŽEK L. 2021: Výsledky faunistického průzkumu koprofágních brouků (Coleoptera: Geotrupidae, Scarabeaidae) na vybraných lokalitách na území Národního parku Šumava v roce 2020. Silva Gabreta 27: 121–132.</w:t>
+        <w:t xml:space="preserve">Ambrožová L., Sládeček F.X., Roučková R., Dvořák V., &amp; Čížek L. 2021: Výsledky faunistického průzkumu koprofágních brouků (Coleoptera: Geotrupidae, Scarabeaidae) na vybraných lokalitách na území Národního parku Šumava v roce 2020. Silva Gabreta 27: 121–132.</w:t>
       </w:r>
     </w:p>
     <w:bookmarkEnd w:id="25"/>
-    <w:bookmarkStart w:id="26" w:name="ref-hejda2017"/>
+    <w:bookmarkStart w:id="26" w:name="ref-aopk2025"/>
     <w:p>
       <w:pPr>
         <w:pStyle w:val="Bibliography"/>
       </w:pPr>
       <w:r>
-        <w:t xml:space="preserve">HEJDA R., FARKAČ J., &amp; CHOBOT K. 2017: Červený seznam ohrožených druhů České Republiky: Bezobratlí: Red List of Threatened Species of Czech Republic: Invertebrates. Příroda: 1–611.</w:t>
+        <w:t xml:space="preserve">ČR A. 2025: Nálezová databáze ochrany přírody.</w:t>
       </w:r>
     </w:p>
     <w:bookmarkEnd w:id="26"/>
-    <w:bookmarkStart w:id="27" w:name="ref-chybik2005"/>
+    <w:bookmarkStart w:id="27" w:name="ref-hejda2017"/>
     <w:p>
       <w:pPr>
         <w:pStyle w:val="Bibliography"/>
       </w:pPr>
       <w:r>
-        <w:t xml:space="preserve">CHYBÍK J. 2005: Listorohý brouk r. Euoniticellus v Novém Dvoře u Lednice. Živa 53: 73–74.</w:t>
+        <w:t xml:space="preserve">Hejda R., Farkač J., &amp; Chobot K. 2017: Červený seznam ohrožených druhů České Republiky: Bezobratlí: Red List of Threatened Species of Czech Republic: Invertebrates. Příroda: 1–611.</w:t>
       </w:r>
     </w:p>
     <w:bookmarkEnd w:id="27"/>
-    <w:bookmarkStart w:id="29" w:name="ref-iNaturalist2025"/>
+    <w:bookmarkStart w:id="28" w:name="ref-chybik2005"/>
     <w:p>
       <w:pPr>
         <w:pStyle w:val="Bibliography"/>
       </w:pPr>
       <w:r>
-        <w:t xml:space="preserve">INATURALIST CONTRIBUTORS 2025: iNaturalist Research-grade Observations. Dostupné z:</w:t>
-      </w:r>
-      <w:r>
-        <w:t xml:space="preserve"> </w:t>
-      </w:r>
-      <w:hyperlink r:id="rId28">
+        <w:t xml:space="preserve">Chybík J. 2005: Listorohý brouk r. Euoniticellus v Novém Dvoře u Lednice. Živa 53: 73–74.</w:t>
+      </w:r>
+    </w:p>
+    <w:bookmarkEnd w:id="28"/>
+    <w:bookmarkStart w:id="30" w:name="ref-iNaturalist2025"/>
+    <w:p>
+      <w:pPr>
+        <w:pStyle w:val="Bibliography"/>
+      </w:pPr>
+      <w:r>
+        <w:t xml:space="preserve">iNaturalist contributors 2025: iNaturalist Research-grade Observations. Dostupné z:</w:t>
+      </w:r>
+      <w:r>
+        <w:t xml:space="preserve"> </w:t>
+      </w:r>
+      <w:hyperlink r:id="rId29">
         <w:r>
           <w:rPr>
             <w:rStyle w:val="Hyperlink"/>
@@ -700,69 +762,69 @@
         </w:r>
       </w:hyperlink>
     </w:p>
-    <w:bookmarkEnd w:id="29"/>
-    <w:bookmarkStart w:id="30" w:name="ref-jurena2008"/>
+    <w:bookmarkEnd w:id="30"/>
+    <w:bookmarkStart w:id="31" w:name="ref-jurena2008"/>
     <w:p>
       <w:pPr>
         <w:pStyle w:val="Bibliography"/>
       </w:pPr>
       <w:r>
-        <w:t xml:space="preserve">JUŘENA D., TÝR V., &amp; BEZDĚK A. 2008: Příspěvek k faunistickému výzkumu listorohých brouků (Coleoptera: Scarabaeoidea) na území České republiky a Slovenska [Contribution to the faunistic research on Scarabaeoidea (Coleoptera) in the Czech Republic and Slovakia]. Klapalekiana 44: 17–176.</w:t>
-      </w:r>
-    </w:p>
-    <w:bookmarkEnd w:id="30"/>
-    <w:bookmarkStart w:id="31" w:name="ref-kostir2024"/>
+        <w:t xml:space="preserve">Juřena D., Týr V., &amp; Bezděk A. 2008: Příspěvek k faunistickému výzkumu listorohých brouků (Coleoptera: Scarabaeoidea) na území České republiky a Slovenska [Contribution to the faunistic research on Scarabaeoidea (Coleoptera) in the Czech Republic and Slovakia]. Klapalekiana 44: 17–176.</w:t>
+      </w:r>
+    </w:p>
+    <w:bookmarkEnd w:id="31"/>
+    <w:bookmarkStart w:id="32" w:name="ref-kostir2024"/>
     <w:p>
       <w:pPr>
         <w:pStyle w:val="Bibliography"/>
       </w:pPr>
       <w:r>
-        <w:t xml:space="preserve">KOŠTÍŘ V. 2024: Ekologická diferenciace koprofágních brouků (Coleoptera) podél gradientu prostředí.</w:t>
-      </w:r>
-    </w:p>
-    <w:bookmarkEnd w:id="31"/>
-    <w:bookmarkStart w:id="32" w:name="ref-mertlik2019"/>
+        <w:t xml:space="preserve">Koštíř V. 2024: Ekologická diferenciace koprofágních brouků (Coleoptera) podél gradientu prostředí.</w:t>
+      </w:r>
+    </w:p>
+    <w:bookmarkEnd w:id="32"/>
+    <w:bookmarkStart w:id="33" w:name="ref-mertlik2019"/>
     <w:p>
       <w:pPr>
         <w:pStyle w:val="Bibliography"/>
       </w:pPr>
       <w:r>
-        <w:t xml:space="preserve">MERTLIK J. 2019: Expanzivní druhy čeledí Geotrupidae a Scarabaeidae (Coleoptera) na území východních Čech.[Expansive species of Geotrupidae and Scarabaeidae (Coleoptera) from eastern Bohemia]. Elateridarium 13: 35–48.</w:t>
-      </w:r>
-    </w:p>
-    <w:bookmarkEnd w:id="32"/>
-    <w:bookmarkStart w:id="33" w:name="ref-mertlik2020"/>
+        <w:t xml:space="preserve">Mertlik J. 2019: Expanzivní druhy čeledí Geotrupidae a Scarabaeidae (Coleoptera) na území východních Čech.[Expansive species of Geotrupidae and Scarabaeidae (Coleoptera) from eastern Bohemia]. Elateridarium 13: 35–48.</w:t>
+      </w:r>
+    </w:p>
+    <w:bookmarkEnd w:id="33"/>
+    <w:bookmarkStart w:id="34" w:name="ref-mertlik2020"/>
     <w:p>
       <w:pPr>
         <w:pStyle w:val="Bibliography"/>
       </w:pPr>
       <w:r>
-        <w:t xml:space="preserve">MERTLIK J. 2020: Výsledky faunistického mapování druhů čeledí Geotrupidae, Scarabaeidae a Trogidae (Coleoptera) ve východních Čechách.[Results of the faunistic research of Geotrupidae, Scarabaeidae and Trogidae (Coleoptera) in eastern Bohemia (Czechia)]. Elateridarium 14: 15–147.</w:t>
-      </w:r>
-    </w:p>
-    <w:bookmarkEnd w:id="33"/>
-    <w:bookmarkStart w:id="34" w:name="ref-perinkova2010"/>
+        <w:t xml:space="preserve">Mertlik J. 2020: Výsledky faunistického mapování druhů čeledí Geotrupidae, Scarabaeidae a Trogidae (Coleoptera) ve východních Čechách.[Results of the faunistic research of Geotrupidae, Scarabaeidae and Trogidae (Coleoptera) in eastern Bohemia (Czechia)]. Elateridarium 14: 15–147.</w:t>
+      </w:r>
+    </w:p>
+    <w:bookmarkEnd w:id="34"/>
+    <w:bookmarkStart w:id="35" w:name="ref-perinkova2010"/>
     <w:p>
       <w:pPr>
         <w:pStyle w:val="Bibliography"/>
       </w:pPr>
       <w:r>
-        <w:t xml:space="preserve">PEŘINKOVÁ P. &amp; FISCHER O.A. 2010: Euoniticellus fulvus (Goeze, 1777)(Coleoptera: Scarabaeidae) in south-western Moravia (Czech Republic). Acta Musei Moraviae, Scientiae biologicae (Brno) 95: 25–28.</w:t>
-      </w:r>
-    </w:p>
-    <w:bookmarkEnd w:id="34"/>
-    <w:bookmarkStart w:id="36" w:name="ref-gbif2023"/>
+        <w:t xml:space="preserve">Peřinková P. &amp; Fischer O.A. 2010: Euoniticellus fulvus (Goeze, 1777)(Coleoptera: Scarabaeidae) in south-western Moravia (Czech Republic). Acta Musei Moraviae, Scientiae biologicae (Brno) 95: 25–28.</w:t>
+      </w:r>
+    </w:p>
+    <w:bookmarkEnd w:id="35"/>
+    <w:bookmarkStart w:id="37" w:name="ref-gbif2023"/>
     <w:p>
       <w:pPr>
         <w:pStyle w:val="Bibliography"/>
       </w:pPr>
       <w:r>
-        <w:t xml:space="preserve">SECRETARIAT G. 2023: Euoniticellus fulvus (Goeze, 1777) in GBIF Backbone Taxonomy. Dostupné z:</w:t>
-      </w:r>
-      <w:r>
-        <w:t xml:space="preserve"> </w:t>
-      </w:r>
-      <w:hyperlink r:id="rId35">
+        <w:t xml:space="preserve">Secretariat G. 2023: Euoniticellus fulvus (Goeze, 1777) in GBIF Backbone Taxonomy. Dostupné z:</w:t>
+      </w:r>
+      <w:r>
+        <w:t xml:space="preserve"> </w:t>
+      </w:r>
+      <w:hyperlink r:id="rId36">
         <w:r>
           <w:rPr>
             <w:rStyle w:val="Hyperlink"/>
@@ -771,39 +833,39 @@
         </w:r>
       </w:hyperlink>
     </w:p>
-    <w:bookmarkEnd w:id="36"/>
-    <w:bookmarkStart w:id="37" w:name="ref-sommer2024"/>
+    <w:bookmarkEnd w:id="37"/>
+    <w:bookmarkStart w:id="38" w:name="ref-sommer2024"/>
     <w:p>
       <w:pPr>
         <w:pStyle w:val="Bibliography"/>
       </w:pPr>
       <w:r>
-        <w:t xml:space="preserve">SOMMER D., AMBROŽOVÁ L., &amp; HRZOVÁ L. 2024: Koprofágní brouci čeledí Geotrupidae a Scarabaeidae (Coleoptera) vybraných pasených lokalit na území hlavního města Prahy s historickým přehledem [Coprophagous Beetles of the families Geotrupidae and Scarabaeidae (Coleoptera) of selected grazed localities].</w:t>
-      </w:r>
-    </w:p>
-    <w:bookmarkEnd w:id="37"/>
-    <w:bookmarkStart w:id="38" w:name="ref-tesar1957"/>
+        <w:t xml:space="preserve">Sommer D., Ambrožová L., &amp; Hrůzová L. 2024: Koprofágní brouci čeledí Geotrupidae a Scarabaeidae (Coleoptera) vybraných pasených lokalit na území hlavního města Prahy s historickým přehledem [Coprophagous Beetles of the families Geotrupidae and Scarabaeidae (Coleoptera) of selected grazed localities].</w:t>
+      </w:r>
+    </w:p>
+    <w:bookmarkEnd w:id="38"/>
+    <w:bookmarkStart w:id="39" w:name="ref-tesar1957"/>
     <w:p>
       <w:pPr>
         <w:pStyle w:val="Bibliography"/>
       </w:pPr>
       <w:r>
-        <w:t xml:space="preserve">TESAŘ Z. 1957: Brouci listorozí, Lamellicornia. Díl II. Scarabaeidae–vrubounovití, Laparosticti. Fauna ČSR 11. NČSAV, Praha 326</w:t>
-      </w:r>
-    </w:p>
-    <w:bookmarkEnd w:id="38"/>
-    <w:bookmarkStart w:id="39" w:name="ref-tyr2021soupis"/>
+        <w:t xml:space="preserve">Tesař Z. 1957: Brouci listorozí, Lamellicornia. Díl II. Scarabaeidae–vrubounovití, Laparosticti. Fauna ČSR 11. NČSAV, Praha 326</w:t>
+      </w:r>
+    </w:p>
+    <w:bookmarkEnd w:id="39"/>
+    <w:bookmarkStart w:id="40" w:name="ref-tyr2021soupis"/>
     <w:p>
       <w:pPr>
         <w:pStyle w:val="Bibliography"/>
       </w:pPr>
       <w:r>
-        <w:t xml:space="preserve">TÝR V. 2021: Soupis nálezů vrubounovitých brouků (Coleoptera: Scarabaeoidea) ze západních Čech. Inventory of lamellicorn beetles (Coleoptera: Scarabaeoidea) from western Bohemia). Západočeské entomologické listy Supplementum 2: 1–85.</w:t>
-      </w:r>
-    </w:p>
-    <w:bookmarkEnd w:id="39"/>
+        <w:t xml:space="preserve">Týr V. 2021: Soupis nálezů vrubounovitých brouků (Coleoptera: Scarabaeoidea) ze západních Čech. Inventory of lamellicorn beetles (Coleoptera: Scarabaeoidea) from western Bohemia). Západočeské entomologické listy Supplementum 2: 1–85.</w:t>
+      </w:r>
+    </w:p>
     <w:bookmarkEnd w:id="40"/>
     <w:bookmarkEnd w:id="41"/>
+    <w:bookmarkEnd w:id="42"/>
     <w:sectPr/>
   </w:body>
 </w:document>
